--- a/backend/word_templates/自有资金/机械租赁/邀请询比/3.交易文件.docx
+++ b/backend/word_templates/自有资金/机械租赁/邀请询比/3.交易文件.docx
@@ -49,6 +49,7 @@
         <w:rPr>
           <w:rFonts w:hint="eastAsia" w:ascii="方正小标宋简体" w:eastAsia="方正小标宋简体"/>
           <w:b/>
+          <w:color w:val="0000FF"/>
           <w:sz w:val="52"/>
           <w:szCs w:val="52"/>
           <w:highlight w:val="none"/>
@@ -234,12 +235,44 @@
       <w:r>
         <w:rPr>
           <w:rFonts w:hint="eastAsia" w:ascii="黑体" w:hAnsi="黑体" w:eastAsia="黑体" w:cs="仿宋_GB2312"/>
+          <w:color w:val="0000FF"/>
           <w:sz w:val="32"/>
           <w:szCs w:val="32"/>
           <w:highlight w:val="none"/>
           <w:lang w:val="en-US" w:eastAsia="zh-CN"/>
         </w:rPr>
-        <w:t>{{jiaoyi_fengmian_year}}年{{jiaoyi_fengmian_month}}月</w:t>
+        <w:t>{{jiaoyi_fengmian_year}}</w:t>
+      </w:r>
+      <w:r>
+        <w:rPr>
+          <w:rFonts w:hint="eastAsia" w:ascii="黑体" w:hAnsi="黑体" w:eastAsia="黑体" w:cs="仿宋_GB2312"/>
+          <w:sz w:val="32"/>
+          <w:szCs w:val="32"/>
+          <w:highlight w:val="none"/>
+          <w:lang w:val="en-US" w:eastAsia="zh-CN"/>
+        </w:rPr>
+        <w:t>年</w:t>
+      </w:r>
+      <w:r>
+        <w:rPr>
+          <w:rFonts w:hint="eastAsia" w:ascii="黑体" w:hAnsi="黑体" w:eastAsia="黑体" w:cs="仿宋_GB2312"/>
+          <w:color w:val="0000FF"/>
+          <w:sz w:val="32"/>
+          <w:szCs w:val="32"/>
+          <w:highlight w:val="none"/>
+          <w:lang w:val="en-US" w:eastAsia="zh-CN"/>
+        </w:rPr>
+        <w:t>{{jiaoyi_fengmian_month}}</w:t>
+      </w:r>
+      <w:r>
+        <w:rPr>
+          <w:rFonts w:hint="eastAsia" w:ascii="黑体" w:hAnsi="黑体" w:eastAsia="黑体" w:cs="仿宋_GB2312"/>
+          <w:sz w:val="32"/>
+          <w:szCs w:val="32"/>
+          <w:highlight w:val="none"/>
+          <w:lang w:val="en-US" w:eastAsia="zh-CN"/>
+        </w:rPr>
+        <w:t>月</w:t>
       </w:r>
     </w:p>
     <w:p>
@@ -249,14 +282,6 @@
           <w:rFonts w:ascii="黑体" w:hAnsi="黑体" w:eastAsia="黑体" w:cs="仿宋_GB2312"/>
           <w:sz w:val="32"/>
           <w:szCs w:val="32"/>
-          <w:highlight w:val="none"/>
-        </w:rPr>
-      </w:pPr>
-    </w:p>
-    <w:p>
-      <w:pPr>
-        <w:pStyle w:val="14"/>
-        <w:rPr>
           <w:highlight w:val="none"/>
         </w:rPr>
       </w:pPr>
@@ -264,10 +289,22 @@
     <w:p>
       <w:pPr>
         <w:pStyle w:val="62"/>
+        <w:keepNext w:val="0"/>
+        <w:keepLines w:val="0"/>
+        <w:pageBreakBefore/>
+        <w:widowControl w:val="0"/>
+        <w:kinsoku/>
+        <w:wordWrap/>
+        <w:overflowPunct/>
+        <w:topLinePunct w:val="0"/>
+        <w:autoSpaceDE/>
+        <w:autoSpaceDN/>
+        <w:bidi w:val="0"/>
         <w:adjustRightInd w:val="0"/>
         <w:snapToGrid w:val="0"/>
         <w:spacing w:before="0" w:line="600" w:lineRule="exact"/>
         <w:jc w:val="center"/>
+        <w:textAlignment w:val="auto"/>
         <w:rPr>
           <w:rFonts w:ascii="方正小标宋简体" w:eastAsia="方正小标宋简体"/>
           <w:b/>
@@ -278,20 +315,8 @@
           <w:lang w:val="zh-CN"/>
         </w:rPr>
       </w:pPr>
-      <w:bookmarkStart w:id="1" w:name="_Toc24600"/>
-      <w:bookmarkStart w:id="2" w:name="_Toc27437"/>
-      <w:r>
-        <w:rPr>
-          <w:rFonts w:hint="eastAsia" w:ascii="方正小标宋简体" w:eastAsia="方正小标宋简体"/>
-          <w:b/>
-          <w:color w:val="auto"/>
-          <w:sz w:val="44"/>
-          <w:szCs w:val="44"/>
-          <w:highlight w:val="none"/>
-          <w:lang w:val="zh-CN"/>
-        </w:rPr>
-        <w:br w:type="page"/>
-      </w:r>
+      <w:bookmarkStart w:id="1" w:name="_Toc27437"/>
+      <w:bookmarkStart w:id="2" w:name="_Toc24600"/>
       <w:r>
         <w:rPr>
           <w:rFonts w:hint="eastAsia" w:ascii="方正小标宋简体" w:eastAsia="方正小标宋简体"/>
@@ -1313,57 +1338,10 @@
     </w:p>
     <w:p>
       <w:pPr>
-        <w:widowControl/>
-        <w:jc w:val="left"/>
-        <w:rPr>
-          <w:rFonts w:eastAsia="方正小标宋简体"/>
-          <w:bCs/>
-          <w:kern w:val="44"/>
-          <w:sz w:val="28"/>
-          <w:szCs w:val="28"/>
-          <w:highlight w:val="none"/>
-        </w:rPr>
-      </w:pPr>
-    </w:p>
-    <w:p>
-      <w:pPr>
-        <w:pStyle w:val="14"/>
-        <w:rPr>
-          <w:sz w:val="28"/>
-          <w:szCs w:val="28"/>
-          <w:highlight w:val="none"/>
-        </w:rPr>
-      </w:pPr>
-    </w:p>
-    <w:p>
-      <w:pPr>
-        <w:pStyle w:val="59"/>
-        <w:rPr>
-          <w:highlight w:val="none"/>
-        </w:rPr>
-      </w:pPr>
-    </w:p>
-    <w:p>
-      <w:pPr>
-        <w:rPr>
-          <w:rFonts w:hint="eastAsia"/>
-          <w:highlight w:val="none"/>
-        </w:rPr>
-      </w:pPr>
-    </w:p>
-    <w:p>
-      <w:pPr>
-        <w:rPr>
-          <w:rFonts w:hint="eastAsia"/>
-          <w:highlight w:val="none"/>
-        </w:rPr>
-      </w:pPr>
-    </w:p>
-    <w:p>
-      <w:pPr>
         <w:keepNext w:val="0"/>
         <w:keepLines w:val="0"/>
-        <w:pageBreakBefore w:val="0"/>
+        <w:pageBreakBefore/>
+        <w:widowControl w:val="0"/>
         <w:kinsoku/>
         <w:wordWrap/>
         <w:overflowPunct/>
@@ -1371,9 +1349,10 @@
         <w:autoSpaceDE/>
         <w:autoSpaceDN/>
         <w:bidi w:val="0"/>
+        <w:adjustRightInd/>
         <w:snapToGrid w:val="0"/>
         <w:spacing w:line="580" w:lineRule="exact"/>
-        <w:ind w:firstLine="560" w:firstLineChars="200"/>
+        <w:ind w:firstLine="720" w:firstLineChars="200"/>
         <w:jc w:val="center"/>
         <w:textAlignment w:val="auto"/>
         <w:outlineLvl w:val="0"/>
@@ -1387,17 +1366,6 @@
           <w:lang w:val="en-US" w:eastAsia="zh-CN" w:bidi="ar-SA"/>
         </w:rPr>
       </w:pPr>
-      <w:r>
-        <w:rPr>
-          <w:rFonts w:hint="eastAsia" w:ascii="仿宋_GB2312" w:eastAsia="仿宋_GB2312"/>
-          <w:sz w:val="28"/>
-          <w:szCs w:val="28"/>
-          <w:highlight w:val="none"/>
-          <w:u w:val="single"/>
-          <w:lang w:val="en-US" w:eastAsia="zh-CN"/>
-        </w:rPr>
-        <w:br w:type="page"/>
-      </w:r>
       <w:bookmarkStart w:id="3" w:name="_Toc20064"/>
       <w:r>
         <w:rPr>
@@ -1496,6 +1464,7 @@
       <w:r>
         <w:rPr>
           <w:rFonts w:hint="eastAsia" w:ascii="仿宋_GB2312" w:eastAsia="仿宋_GB2312"/>
+          <w:color w:val="0000FF"/>
           <w:sz w:val="28"/>
           <w:szCs w:val="28"/>
           <w:highlight w:val="none"/>
@@ -1618,6 +1587,7 @@
         <w:keepNext w:val="0"/>
         <w:keepLines w:val="0"/>
         <w:pageBreakBefore w:val="0"/>
+        <w:widowControl w:val="0"/>
         <w:kinsoku/>
         <w:wordWrap/>
         <w:overflowPunct/>
@@ -1627,7 +1597,7 @@
         <w:bidi w:val="0"/>
         <w:adjustRightInd w:val="0"/>
         <w:snapToGrid w:val="0"/>
-        <w:spacing w:line="560" w:lineRule="exact"/>
+        <w:spacing w:line="360" w:lineRule="auto"/>
         <w:ind w:firstLine="560" w:firstLineChars="200"/>
         <w:jc w:val="left"/>
         <w:textAlignment w:val="auto"/>
@@ -1636,6 +1606,7 @@
           <w:sz w:val="28"/>
           <w:szCs w:val="28"/>
           <w:highlight w:val="none"/>
+          <w:u w:val="single"/>
         </w:rPr>
       </w:pPr>
       <w:r>
@@ -1650,9 +1621,11 @@
       <w:r>
         <w:rPr>
           <w:rFonts w:hint="eastAsia" w:ascii="仿宋_GB2312" w:eastAsia="仿宋_GB2312"/>
-          <w:sz w:val="28"/>
-          <w:szCs w:val="28"/>
-          <w:highlight w:val="none"/>
+          <w:color w:val="0000FF"/>
+          <w:sz w:val="28"/>
+          <w:szCs w:val="28"/>
+          <w:highlight w:val="none"/>
+          <w:u w:val="single"/>
           <w:lang w:val="en-US" w:eastAsia="zh-CN"/>
         </w:rPr>
         <w:t>{{caigou_xiangmu_ming}}</w:t>
@@ -1663,6 +1636,7 @@
         <w:keepNext w:val="0"/>
         <w:keepLines w:val="0"/>
         <w:pageBreakBefore w:val="0"/>
+        <w:widowControl w:val="0"/>
         <w:kinsoku/>
         <w:wordWrap/>
         <w:overflowPunct/>
@@ -1672,7 +1646,7 @@
         <w:bidi w:val="0"/>
         <w:adjustRightInd w:val="0"/>
         <w:snapToGrid w:val="0"/>
-        <w:spacing w:line="560" w:lineRule="exact"/>
+        <w:spacing w:line="360" w:lineRule="auto"/>
         <w:ind w:firstLine="560" w:firstLineChars="200"/>
         <w:jc w:val="left"/>
         <w:textAlignment w:val="auto"/>
@@ -1731,6 +1705,7 @@
         <w:keepNext w:val="0"/>
         <w:keepLines w:val="0"/>
         <w:pageBreakBefore w:val="0"/>
+        <w:widowControl w:val="0"/>
         <w:kinsoku/>
         <w:wordWrap/>
         <w:overflowPunct/>
@@ -1740,7 +1715,7 @@
         <w:bidi w:val="0"/>
         <w:adjustRightInd w:val="0"/>
         <w:snapToGrid w:val="0"/>
-        <w:spacing w:line="560" w:lineRule="exact"/>
+        <w:spacing w:line="360" w:lineRule="auto"/>
         <w:ind w:firstLine="560" w:firstLineChars="200"/>
         <w:jc w:val="left"/>
         <w:textAlignment w:val="auto"/>
@@ -1784,6 +1759,7 @@
       <w:r>
         <w:rPr>
           <w:rFonts w:hint="eastAsia" w:ascii="仿宋_GB2312" w:eastAsia="仿宋_GB2312"/>
+          <w:color w:val="0000FF"/>
           <w:sz w:val="28"/>
           <w:szCs w:val="28"/>
           <w:highlight w:val="none"/>
@@ -1798,6 +1774,7 @@
         <w:keepNext w:val="0"/>
         <w:keepLines w:val="0"/>
         <w:pageBreakBefore w:val="0"/>
+        <w:widowControl w:val="0"/>
         <w:kinsoku/>
         <w:wordWrap/>
         <w:overflowPunct/>
@@ -1807,7 +1784,7 @@
         <w:bidi w:val="0"/>
         <w:adjustRightInd w:val="0"/>
         <w:snapToGrid w:val="0"/>
-        <w:spacing w:line="560" w:lineRule="exact"/>
+        <w:spacing w:line="360" w:lineRule="auto"/>
         <w:ind w:firstLine="560" w:firstLineChars="200"/>
         <w:jc w:val="left"/>
         <w:textAlignment w:val="auto"/>
@@ -1851,6 +1828,7 @@
       <w:r>
         <w:rPr>
           <w:rFonts w:hint="eastAsia" w:ascii="仿宋_GB2312" w:eastAsia="仿宋_GB2312"/>
+          <w:color w:val="0000FF"/>
           <w:sz w:val="28"/>
           <w:szCs w:val="28"/>
           <w:highlight w:val="none"/>
@@ -1865,6 +1843,7 @@
         <w:keepNext w:val="0"/>
         <w:keepLines w:val="0"/>
         <w:pageBreakBefore w:val="0"/>
+        <w:widowControl w:val="0"/>
         <w:kinsoku/>
         <w:wordWrap/>
         <w:overflowPunct/>
@@ -1874,7 +1853,7 @@
         <w:bidi w:val="0"/>
         <w:adjustRightInd w:val="0"/>
         <w:snapToGrid w:val="0"/>
-        <w:spacing w:line="560" w:lineRule="exact"/>
+        <w:spacing w:line="360" w:lineRule="auto"/>
         <w:ind w:firstLine="560" w:firstLineChars="200"/>
         <w:jc w:val="left"/>
         <w:textAlignment w:val="auto"/>
@@ -1927,16 +1906,27 @@
     <w:p>
       <w:pPr>
         <w:pStyle w:val="96"/>
-        <w:spacing w:before="5"/>
+        <w:keepNext w:val="0"/>
+        <w:keepLines w:val="0"/>
+        <w:pageBreakBefore w:val="0"/>
+        <w:widowControl w:val="0"/>
+        <w:kinsoku/>
+        <w:wordWrap/>
+        <w:overflowPunct/>
+        <w:topLinePunct w:val="0"/>
+        <w:autoSpaceDE/>
+        <w:autoSpaceDN/>
+        <w:bidi w:val="0"/>
+        <w:spacing w:before="5" w:line="360" w:lineRule="auto"/>
         <w:ind w:left="101"/>
         <w:jc w:val="left"/>
+        <w:textAlignment w:val="auto"/>
         <w:rPr>
           <w:rFonts w:hint="eastAsia" w:ascii="仿宋_GB2312" w:hAnsi="Calibri" w:eastAsia="仿宋_GB2312" w:cs="Times New Roman"/>
-          <w:color w:val="FF0000"/>
           <w:kern w:val="2"/>
           <w:sz w:val="28"/>
           <w:szCs w:val="28"/>
-          <w:u w:val="single"/>
+          <w:highlight w:val="none"/>
           <w:lang w:val="en-US" w:eastAsia="zh-CN" w:bidi="ar-SA"/>
         </w:rPr>
       </w:pPr>
@@ -1948,39 +1938,23 @@
           <w:highlight w:val="none"/>
           <w:lang w:val="en-US" w:eastAsia="zh-CN"/>
         </w:rPr>
-        <w:t xml:space="preserve">      项目内容</w:t>
-      </w:r>
-      <w:r>
-        <w:rPr>
-          <w:rFonts w:hint="eastAsia" w:ascii="仿宋_GB2312" w:eastAsia="仿宋_GB2312"/>
-          <w:sz w:val="28"/>
-          <w:szCs w:val="28"/>
-          <w:highlight w:val="none"/>
-        </w:rPr>
-        <w:t>和</w:t>
-      </w:r>
-      <w:r>
-        <w:rPr>
-          <w:rFonts w:hint="eastAsia" w:ascii="仿宋_GB2312" w:eastAsia="仿宋_GB2312"/>
-          <w:sz w:val="28"/>
-          <w:szCs w:val="28"/>
-          <w:highlight w:val="none"/>
-          <w:lang w:val="en-US" w:eastAsia="zh-CN"/>
-        </w:rPr>
-        <w:t>范围</w:t>
-      </w:r>
-      <w:r>
-        <w:rPr>
-          <w:rFonts w:hint="eastAsia" w:ascii="仿宋_GB2312" w:eastAsia="仿宋_GB2312"/>
-          <w:sz w:val="28"/>
-          <w:szCs w:val="28"/>
-          <w:highlight w:val="none"/>
-        </w:rPr>
-        <w:t>：</w:t>
+        <w:t xml:space="preserve">   </w:t>
       </w:r>
       <w:r>
         <w:rPr>
           <w:rFonts w:hint="eastAsia" w:ascii="仿宋_GB2312" w:hAnsi="Calibri" w:eastAsia="仿宋_GB2312" w:cs="Times New Roman"/>
+          <w:kern w:val="2"/>
+          <w:sz w:val="28"/>
+          <w:szCs w:val="28"/>
+          <w:highlight w:val="none"/>
+          <w:lang w:val="en-US" w:eastAsia="zh-CN" w:bidi="ar-SA"/>
+        </w:rPr>
+        <w:t xml:space="preserve">  项目内容和范围：</w:t>
+      </w:r>
+      <w:r>
+        <w:rPr>
+          <w:rFonts w:hint="eastAsia" w:ascii="仿宋_GB2312" w:hAnsi="Calibri" w:eastAsia="仿宋_GB2312" w:cs="Times New Roman"/>
+          <w:color w:val="0000FF"/>
           <w:kern w:val="2"/>
           <w:sz w:val="28"/>
           <w:szCs w:val="28"/>
@@ -2081,7 +2055,7 @@
       <w:r>
         <w:rPr>
           <w:rFonts w:hint="eastAsia" w:ascii="仿宋_GB2312" w:eastAsia="仿宋_GB2312" w:cs="Times New Roman"/>
-          <w:color w:val="auto"/>
+          <w:color w:val="0000FF"/>
           <w:sz w:val="28"/>
           <w:szCs w:val="28"/>
           <w:u w:val="single"/>
@@ -3551,9 +3525,10 @@
     </w:p>
     <w:p>
       <w:pPr>
-        <w:keepNext w:val="0"/>
+        <w:keepNext/>
         <w:keepLines w:val="0"/>
         <w:pageBreakBefore w:val="0"/>
+        <w:widowControl w:val="0"/>
         <w:kinsoku/>
         <w:wordWrap/>
         <w:overflowPunct/>
@@ -3709,7 +3684,7 @@
       <w:r>
         <w:rPr>
           <w:rFonts w:hint="eastAsia" w:ascii="仿宋_GB2312" w:eastAsia="仿宋_GB2312"/>
-          <w:color w:val="auto"/>
+          <w:color w:val="0000FF"/>
           <w:sz w:val="28"/>
           <w:szCs w:val="28"/>
           <w:highlight w:val="none"/>
@@ -3731,7 +3706,7 @@
       <w:r>
         <w:rPr>
           <w:rFonts w:hint="eastAsia" w:ascii="仿宋_GB2312" w:eastAsia="仿宋_GB2312"/>
-          <w:color w:val="auto"/>
+          <w:color w:val="0000FF"/>
           <w:sz w:val="28"/>
           <w:szCs w:val="28"/>
           <w:highlight w:val="none"/>
@@ -3753,7 +3728,7 @@
       <w:r>
         <w:rPr>
           <w:rFonts w:hint="eastAsia" w:ascii="仿宋_GB2312" w:eastAsia="仿宋_GB2312"/>
-          <w:color w:val="auto"/>
+          <w:color w:val="0000FF"/>
           <w:sz w:val="28"/>
           <w:szCs w:val="28"/>
           <w:highlight w:val="none"/>
@@ -4114,10 +4089,11 @@
       <w:r>
         <w:rPr>
           <w:rFonts w:hint="eastAsia" w:ascii="仿宋_GB2312" w:eastAsia="仿宋_GB2312"/>
-          <w:color w:val="auto"/>
-          <w:sz w:val="28"/>
-          <w:szCs w:val="28"/>
-          <w:highlight w:val="none"/>
+          <w:color w:val="0000FF"/>
+          <w:sz w:val="28"/>
+          <w:szCs w:val="28"/>
+          <w:highlight w:val="none"/>
+          <w:u w:val="single"/>
           <w:lang w:val="en-US" w:eastAsia="zh-CN"/>
         </w:rPr>
         <w:t>{{xiangying_dijiao_jiezhi_year}}</w:t>
@@ -4135,7 +4111,7 @@
       <w:r>
         <w:rPr>
           <w:rFonts w:hint="eastAsia" w:ascii="仿宋_GB2312" w:eastAsia="仿宋_GB2312"/>
-          <w:color w:val="auto"/>
+          <w:color w:val="0000FF"/>
           <w:sz w:val="28"/>
           <w:szCs w:val="28"/>
           <w:highlight w:val="none"/>
@@ -4157,7 +4133,7 @@
       <w:r>
         <w:rPr>
           <w:rFonts w:hint="eastAsia" w:ascii="仿宋_GB2312" w:eastAsia="仿宋_GB2312"/>
-          <w:color w:val="auto"/>
+          <w:color w:val="0000FF"/>
           <w:sz w:val="28"/>
           <w:szCs w:val="28"/>
           <w:highlight w:val="none"/>
@@ -4822,9 +4798,10 @@
     </w:p>
     <w:p>
       <w:pPr>
-        <w:keepNext w:val="0"/>
+        <w:keepNext/>
         <w:keepLines w:val="0"/>
         <w:pageBreakBefore w:val="0"/>
+        <w:widowControl w:val="0"/>
         <w:kinsoku/>
         <w:wordWrap/>
         <w:overflowPunct/>
@@ -4840,143 +4817,32 @@
         <w:textAlignment w:val="auto"/>
         <w:outlineLvl w:val="1"/>
         <w:rPr>
+          <w:rFonts w:ascii="宋体" w:hAnsi="宋体"/>
+          <w:b/>
+          <w:sz w:val="32"/>
+          <w:szCs w:val="32"/>
+          <w:highlight w:val="none"/>
+        </w:rPr>
+      </w:pPr>
+      <w:bookmarkStart w:id="15" w:name="_Toc30451"/>
+      <w:r>
+        <w:rPr>
           <w:rFonts w:hint="eastAsia" w:ascii="宋体" w:hAnsi="宋体"/>
           <w:b/>
           <w:sz w:val="32"/>
           <w:szCs w:val="32"/>
           <w:highlight w:val="none"/>
         </w:rPr>
-      </w:pPr>
-      <w:bookmarkStart w:id="15" w:name="_Toc30451"/>
-    </w:p>
-    <w:p>
-      <w:pPr>
-        <w:keepNext w:val="0"/>
-        <w:keepLines w:val="0"/>
-        <w:pageBreakBefore w:val="0"/>
-        <w:kinsoku/>
-        <w:wordWrap/>
-        <w:overflowPunct/>
-        <w:topLinePunct w:val="0"/>
-        <w:autoSpaceDE/>
-        <w:autoSpaceDN/>
-        <w:bidi w:val="0"/>
-        <w:adjustRightInd w:val="0"/>
-        <w:snapToGrid w:val="0"/>
-        <w:spacing w:line="560" w:lineRule="exact"/>
-        <w:ind w:firstLine="643" w:firstLineChars="200"/>
-        <w:jc w:val="left"/>
-        <w:textAlignment w:val="auto"/>
-        <w:outlineLvl w:val="1"/>
-        <w:rPr>
-          <w:rFonts w:hint="eastAsia" w:ascii="宋体" w:hAnsi="宋体"/>
-          <w:b/>
-          <w:sz w:val="32"/>
-          <w:szCs w:val="32"/>
-          <w:highlight w:val="none"/>
-        </w:rPr>
-      </w:pPr>
-    </w:p>
-    <w:p>
-      <w:pPr>
-        <w:keepNext w:val="0"/>
-        <w:keepLines w:val="0"/>
-        <w:pageBreakBefore w:val="0"/>
-        <w:kinsoku/>
-        <w:wordWrap/>
-        <w:overflowPunct/>
-        <w:topLinePunct w:val="0"/>
-        <w:autoSpaceDE/>
-        <w:autoSpaceDN/>
-        <w:bidi w:val="0"/>
-        <w:adjustRightInd w:val="0"/>
-        <w:snapToGrid w:val="0"/>
-        <w:spacing w:line="560" w:lineRule="exact"/>
-        <w:ind w:firstLine="643" w:firstLineChars="200"/>
-        <w:jc w:val="left"/>
-        <w:textAlignment w:val="auto"/>
-        <w:outlineLvl w:val="1"/>
-        <w:rPr>
-          <w:rFonts w:hint="eastAsia" w:ascii="宋体" w:hAnsi="宋体"/>
-          <w:b/>
-          <w:sz w:val="32"/>
-          <w:szCs w:val="32"/>
-          <w:highlight w:val="none"/>
-        </w:rPr>
-      </w:pPr>
-    </w:p>
-    <w:p>
-      <w:pPr>
-        <w:keepNext w:val="0"/>
-        <w:keepLines w:val="0"/>
-        <w:pageBreakBefore w:val="0"/>
-        <w:kinsoku/>
-        <w:wordWrap/>
-        <w:overflowPunct/>
-        <w:topLinePunct w:val="0"/>
-        <w:autoSpaceDE/>
-        <w:autoSpaceDN/>
-        <w:bidi w:val="0"/>
-        <w:adjustRightInd w:val="0"/>
-        <w:snapToGrid w:val="0"/>
-        <w:spacing w:line="560" w:lineRule="exact"/>
-        <w:ind w:firstLine="643" w:firstLineChars="200"/>
-        <w:jc w:val="left"/>
-        <w:textAlignment w:val="auto"/>
-        <w:outlineLvl w:val="1"/>
-        <w:rPr>
-          <w:rFonts w:hint="eastAsia" w:ascii="宋体" w:hAnsi="宋体"/>
-          <w:b/>
-          <w:sz w:val="32"/>
-          <w:szCs w:val="32"/>
-          <w:highlight w:val="none"/>
-        </w:rPr>
-      </w:pPr>
-    </w:p>
-    <w:p>
-      <w:pPr>
-        <w:keepNext w:val="0"/>
-        <w:keepLines w:val="0"/>
-        <w:pageBreakBefore w:val="0"/>
-        <w:kinsoku/>
-        <w:wordWrap/>
-        <w:overflowPunct/>
-        <w:topLinePunct w:val="0"/>
-        <w:autoSpaceDE/>
-        <w:autoSpaceDN/>
-        <w:bidi w:val="0"/>
-        <w:adjustRightInd w:val="0"/>
-        <w:snapToGrid w:val="0"/>
-        <w:spacing w:line="560" w:lineRule="exact"/>
-        <w:ind w:firstLine="643" w:firstLineChars="200"/>
-        <w:jc w:val="left"/>
-        <w:textAlignment w:val="auto"/>
-        <w:outlineLvl w:val="1"/>
-        <w:rPr>
-          <w:rFonts w:ascii="宋体" w:hAnsi="宋体"/>
-          <w:b/>
-          <w:sz w:val="32"/>
-          <w:szCs w:val="32"/>
-          <w:highlight w:val="none"/>
-        </w:rPr>
-      </w:pPr>
-      <w:r>
-        <w:rPr>
-          <w:rFonts w:hint="eastAsia" w:ascii="宋体" w:hAnsi="宋体"/>
-          <w:b/>
-          <w:sz w:val="32"/>
-          <w:szCs w:val="32"/>
-          <w:highlight w:val="none"/>
-        </w:rPr>
         <w:t>7.联系方式</w:t>
       </w:r>
       <w:bookmarkEnd w:id="15"/>
     </w:p>
     <w:p>
       <w:pPr>
-        <w:keepNext w:val="0"/>
+        <w:keepNext/>
         <w:keepLines w:val="0"/>
         <w:pageBreakBefore w:val="0"/>
+        <w:widowControl w:val="0"/>
         <w:kinsoku/>
         <w:wordWrap/>
         <w:overflowPunct/>
@@ -5028,9 +4894,10 @@
     </w:p>
     <w:p>
       <w:pPr>
-        <w:keepNext w:val="0"/>
+        <w:keepNext/>
         <w:keepLines w:val="0"/>
         <w:pageBreakBefore w:val="0"/>
+        <w:widowControl w:val="0"/>
         <w:kinsoku/>
         <w:wordWrap/>
         <w:overflowPunct/>
@@ -5074,9 +4941,10 @@
     </w:p>
     <w:p>
       <w:pPr>
-        <w:keepNext w:val="0"/>
+        <w:keepNext/>
         <w:keepLines w:val="0"/>
         <w:pageBreakBefore w:val="0"/>
+        <w:widowControl w:val="0"/>
         <w:kinsoku/>
         <w:wordWrap/>
         <w:overflowPunct/>
@@ -5119,9 +4987,10 @@
     </w:p>
     <w:p>
       <w:pPr>
-        <w:keepNext w:val="0"/>
+        <w:keepNext/>
         <w:keepLines w:val="0"/>
         <w:pageBreakBefore w:val="0"/>
+        <w:widowControl w:val="0"/>
         <w:kinsoku/>
         <w:wordWrap/>
         <w:overflowPunct/>
@@ -5172,9 +5041,10 @@
     </w:p>
     <w:p>
       <w:pPr>
-        <w:keepNext w:val="0"/>
+        <w:keepNext/>
         <w:keepLines w:val="0"/>
         <w:pageBreakBefore w:val="0"/>
+        <w:widowControl w:val="0"/>
         <w:kinsoku/>
         <w:wordWrap/>
         <w:overflowPunct/>
@@ -5217,9 +5087,10 @@
     </w:p>
     <w:p>
       <w:pPr>
-        <w:keepNext w:val="0"/>
+        <w:keepNext/>
         <w:keepLines w:val="0"/>
         <w:pageBreakBefore w:val="0"/>
+        <w:widowControl w:val="0"/>
         <w:kinsoku/>
         <w:wordWrap/>
         <w:overflowPunct/>
@@ -5309,235 +5180,27 @@
     </w:p>
     <w:p>
       <w:pPr>
-        <w:pStyle w:val="59"/>
-        <w:ind w:left="0" w:leftChars="0" w:firstLine="0" w:firstLineChars="0"/>
-        <w:jc w:val="both"/>
-        <w:rPr>
-          <w:rFonts w:hint="eastAsia"/>
+        <w:pStyle w:val="3"/>
+        <w:keepNext w:val="0"/>
+        <w:keepLines w:val="0"/>
+        <w:pageBreakBefore/>
+        <w:widowControl w:val="0"/>
+        <w:kinsoku/>
+        <w:wordWrap/>
+        <w:overflowPunct/>
+        <w:topLinePunct w:val="0"/>
+        <w:autoSpaceDE/>
+        <w:autoSpaceDN/>
+        <w:bidi w:val="0"/>
+        <w:adjustRightInd/>
+        <w:snapToGrid/>
+        <w:spacing w:line="416" w:lineRule="auto"/>
+        <w:textAlignment w:val="auto"/>
+        <w:outlineLvl w:val="0"/>
+        <w:rPr>
           <w:highlight w:val="none"/>
         </w:rPr>
       </w:pPr>
-    </w:p>
-    <w:p>
-      <w:pPr>
-        <w:rPr>
-          <w:rFonts w:hint="eastAsia"/>
-          <w:highlight w:val="none"/>
-        </w:rPr>
-      </w:pPr>
-    </w:p>
-    <w:p>
-      <w:pPr>
-        <w:pStyle w:val="4"/>
-        <w:rPr>
-          <w:rFonts w:hint="eastAsia"/>
-          <w:highlight w:val="none"/>
-        </w:rPr>
-      </w:pPr>
-    </w:p>
-    <w:p>
-      <w:pPr>
-        <w:rPr>
-          <w:rFonts w:hint="eastAsia"/>
-          <w:highlight w:val="none"/>
-        </w:rPr>
-      </w:pPr>
-    </w:p>
-    <w:p>
-      <w:pPr>
-        <w:rPr>
-          <w:rFonts w:hint="eastAsia"/>
-          <w:highlight w:val="none"/>
-        </w:rPr>
-      </w:pPr>
-    </w:p>
-    <w:p>
-      <w:pPr>
-        <w:rPr>
-          <w:rFonts w:hint="eastAsia"/>
-          <w:highlight w:val="none"/>
-        </w:rPr>
-      </w:pPr>
-    </w:p>
-    <w:p>
-      <w:pPr>
-        <w:rPr>
-          <w:rFonts w:hint="eastAsia"/>
-          <w:highlight w:val="none"/>
-        </w:rPr>
-      </w:pPr>
-    </w:p>
-    <w:p>
-      <w:pPr>
-        <w:rPr>
-          <w:rFonts w:hint="eastAsia"/>
-          <w:highlight w:val="none"/>
-        </w:rPr>
-      </w:pPr>
-    </w:p>
-    <w:p>
-      <w:pPr>
-        <w:pStyle w:val="29"/>
-        <w:rPr>
-          <w:rFonts w:hint="eastAsia"/>
-          <w:highlight w:val="none"/>
-        </w:rPr>
-      </w:pPr>
-    </w:p>
-    <w:p>
-      <w:pPr>
-        <w:pStyle w:val="29"/>
-        <w:rPr>
-          <w:rFonts w:hint="eastAsia"/>
-          <w:highlight w:val="none"/>
-        </w:rPr>
-      </w:pPr>
-    </w:p>
-    <w:p>
-      <w:pPr>
-        <w:pStyle w:val="29"/>
-        <w:rPr>
-          <w:rFonts w:hint="eastAsia"/>
-          <w:highlight w:val="none"/>
-        </w:rPr>
-      </w:pPr>
-    </w:p>
-    <w:p>
-      <w:pPr>
-        <w:pStyle w:val="29"/>
-        <w:rPr>
-          <w:rFonts w:hint="eastAsia"/>
-          <w:highlight w:val="none"/>
-        </w:rPr>
-      </w:pPr>
-    </w:p>
-    <w:p>
-      <w:pPr>
-        <w:pStyle w:val="29"/>
-        <w:rPr>
-          <w:rFonts w:hint="eastAsia"/>
-          <w:highlight w:val="none"/>
-        </w:rPr>
-      </w:pPr>
-    </w:p>
-    <w:p>
-      <w:pPr>
-        <w:pStyle w:val="29"/>
-        <w:rPr>
-          <w:rFonts w:hint="eastAsia"/>
-          <w:highlight w:val="none"/>
-        </w:rPr>
-      </w:pPr>
-    </w:p>
-    <w:p>
-      <w:pPr>
-        <w:pStyle w:val="29"/>
-        <w:rPr>
-          <w:rFonts w:hint="eastAsia"/>
-          <w:highlight w:val="none"/>
-        </w:rPr>
-      </w:pPr>
-    </w:p>
-    <w:p>
-      <w:pPr>
-        <w:pStyle w:val="29"/>
-        <w:rPr>
-          <w:rFonts w:hint="eastAsia"/>
-          <w:highlight w:val="none"/>
-        </w:rPr>
-      </w:pPr>
-    </w:p>
-    <w:p>
-      <w:pPr>
-        <w:pStyle w:val="29"/>
-        <w:rPr>
-          <w:rFonts w:hint="eastAsia"/>
-          <w:highlight w:val="none"/>
-        </w:rPr>
-      </w:pPr>
-    </w:p>
-    <w:p>
-      <w:pPr>
-        <w:pStyle w:val="29"/>
-        <w:rPr>
-          <w:rFonts w:hint="eastAsia"/>
-          <w:highlight w:val="none"/>
-        </w:rPr>
-      </w:pPr>
-    </w:p>
-    <w:p>
-      <w:pPr>
-        <w:pStyle w:val="29"/>
-        <w:rPr>
-          <w:rFonts w:hint="eastAsia"/>
-          <w:highlight w:val="none"/>
-        </w:rPr>
-      </w:pPr>
-    </w:p>
-    <w:p>
-      <w:pPr>
-        <w:pStyle w:val="29"/>
-        <w:rPr>
-          <w:rFonts w:hint="eastAsia"/>
-          <w:highlight w:val="none"/>
-        </w:rPr>
-      </w:pPr>
-    </w:p>
-    <w:p>
-      <w:pPr>
-        <w:pStyle w:val="29"/>
-        <w:rPr>
-          <w:rFonts w:hint="eastAsia"/>
-          <w:highlight w:val="none"/>
-        </w:rPr>
-      </w:pPr>
-    </w:p>
-    <w:p>
-      <w:pPr>
-        <w:pStyle w:val="29"/>
-        <w:rPr>
-          <w:rFonts w:hint="eastAsia"/>
-          <w:highlight w:val="none"/>
-        </w:rPr>
-      </w:pPr>
-    </w:p>
-    <w:p>
-      <w:pPr>
-        <w:pStyle w:val="29"/>
-        <w:rPr>
-          <w:rFonts w:hint="eastAsia"/>
-          <w:highlight w:val="none"/>
-        </w:rPr>
-      </w:pPr>
-    </w:p>
-    <w:p>
-      <w:pPr>
-        <w:pStyle w:val="29"/>
-        <w:rPr>
-          <w:rFonts w:hint="eastAsia"/>
-          <w:highlight w:val="none"/>
-        </w:rPr>
-      </w:pPr>
-    </w:p>
-    <w:p>
-      <w:pPr>
-        <w:pStyle w:val="29"/>
-        <w:rPr>
-          <w:rFonts w:hint="eastAsia"/>
-          <w:highlight w:val="none"/>
-        </w:rPr>
-      </w:pPr>
-    </w:p>
-    <w:p>
-      <w:pPr>
-        <w:pStyle w:val="3"/>
-        <w:outlineLvl w:val="0"/>
-        <w:rPr>
-          <w:highlight w:val="none"/>
-        </w:rPr>
-      </w:pPr>
-      <w:bookmarkStart w:id="77" w:name="_GoBack"/>
-      <w:bookmarkEnd w:id="77"/>
       <w:bookmarkStart w:id="16" w:name="_Toc27639"/>
       <w:r>
         <w:rPr>
@@ -7295,10 +6958,22 @@
     </w:tbl>
     <w:p>
       <w:pPr>
+        <w:keepNext w:val="0"/>
+        <w:keepLines w:val="0"/>
+        <w:pageBreakBefore/>
+        <w:widowControl w:val="0"/>
+        <w:kinsoku/>
+        <w:wordWrap/>
+        <w:overflowPunct/>
+        <w:topLinePunct w:val="0"/>
+        <w:autoSpaceDE/>
+        <w:autoSpaceDN/>
+        <w:bidi w:val="0"/>
         <w:adjustRightInd w:val="0"/>
         <w:snapToGrid w:val="0"/>
         <w:spacing w:before="120" w:beforeLines="50" w:after="120" w:afterLines="50" w:line="560" w:lineRule="exact"/>
         <w:jc w:val="left"/>
+        <w:textAlignment w:val="auto"/>
         <w:outlineLvl w:val="1"/>
         <w:rPr>
           <w:rFonts w:ascii="宋体" w:hAnsi="宋体"/>
@@ -7308,16 +6983,6 @@
           <w:highlight w:val="none"/>
         </w:rPr>
       </w:pPr>
-      <w:r>
-        <w:rPr>
-          <w:rFonts w:hint="eastAsia" w:ascii="宋体" w:hAnsi="宋体"/>
-          <w:b/>
-          <w:sz w:val="32"/>
-          <w:szCs w:val="32"/>
-          <w:highlight w:val="none"/>
-        </w:rPr>
-        <w:br w:type="page"/>
-      </w:r>
       <w:r>
         <w:rPr>
           <w:rFonts w:hint="eastAsia" w:ascii="宋体" w:hAnsi="宋体"/>
@@ -7821,7 +7486,19 @@
                 <w:highlight w:val="none"/>
                 <w:lang w:val="en-US" w:eastAsia="zh-CN"/>
               </w:rPr>
-              <w:t>租赁方</w:t>
+              <w:t>租赁</w:t>
+            </w:r>
+            <w:bookmarkStart w:id="75" w:name="_GoBack"/>
+            <w:bookmarkEnd w:id="75"/>
+            <w:r>
+              <w:rPr>
+                <w:rFonts w:hint="eastAsia" w:ascii="仿宋_GB2312" w:eastAsia="仿宋_GB2312"/>
+                <w:sz w:val="24"/>
+                <w:szCs w:val="24"/>
+                <w:highlight w:val="none"/>
+                <w:lang w:val="en-US" w:eastAsia="zh-CN"/>
+              </w:rPr>
+              <w:t>方</w:t>
             </w:r>
             <w:r>
               <w:rPr>
@@ -11366,6 +11043,7 @@
         <w:textAlignment w:val="auto"/>
         <w:rPr>
           <w:rFonts w:hint="eastAsia" w:ascii="仿宋_GB2312" w:eastAsia="仿宋_GB2312"/>
+          <w:color w:val="auto"/>
           <w:sz w:val="28"/>
           <w:szCs w:val="28"/>
           <w:highlight w:val="none"/>
@@ -11374,6 +11052,7 @@
       <w:r>
         <w:rPr>
           <w:rFonts w:hint="eastAsia" w:ascii="仿宋_GB2312" w:eastAsia="仿宋_GB2312"/>
+          <w:color w:val="auto"/>
           <w:sz w:val="28"/>
           <w:szCs w:val="28"/>
           <w:highlight w:val="none"/>
@@ -11383,6 +11062,7 @@
       <w:r>
         <w:rPr>
           <w:rFonts w:ascii="仿宋_GB2312" w:eastAsia="仿宋_GB2312"/>
+          <w:color w:val="auto"/>
           <w:sz w:val="28"/>
           <w:szCs w:val="28"/>
           <w:highlight w:val="none"/>
@@ -11392,6 +11072,7 @@
       <w:r>
         <w:rPr>
           <w:rFonts w:hint="eastAsia" w:ascii="仿宋_GB2312" w:eastAsia="仿宋_GB2312"/>
+          <w:color w:val="auto"/>
           <w:sz w:val="28"/>
           <w:szCs w:val="28"/>
           <w:highlight w:val="none"/>
@@ -11420,7 +11101,7 @@
         <w:textAlignment w:val="auto"/>
         <w:rPr>
           <w:rFonts w:ascii="仿宋_GB2312" w:eastAsia="仿宋_GB2312"/>
-          <w:color w:val="0000FF"/>
+          <w:color w:val="auto"/>
           <w:sz w:val="28"/>
           <w:szCs w:val="28"/>
           <w:highlight w:val="none"/>
@@ -11429,7 +11110,7 @@
       <w:r>
         <w:rPr>
           <w:rFonts w:hint="eastAsia" w:ascii="仿宋_GB2312" w:eastAsia="仿宋_GB2312"/>
-          <w:color w:val="0000FF"/>
+          <w:color w:val="auto"/>
           <w:sz w:val="28"/>
           <w:szCs w:val="28"/>
           <w:highlight w:val="none"/>
@@ -11439,7 +11120,7 @@
       <w:r>
         <w:rPr>
           <w:rFonts w:ascii="仿宋_GB2312" w:eastAsia="仿宋_GB2312"/>
-          <w:color w:val="0000FF"/>
+          <w:color w:val="auto"/>
           <w:sz w:val="28"/>
           <w:szCs w:val="28"/>
           <w:highlight w:val="none"/>
@@ -11449,7 +11130,7 @@
       <w:r>
         <w:rPr>
           <w:rFonts w:hint="eastAsia" w:ascii="仿宋_GB2312" w:eastAsia="仿宋_GB2312"/>
-          <w:color w:val="0000FF"/>
+          <w:color w:val="auto"/>
           <w:sz w:val="28"/>
           <w:szCs w:val="28"/>
           <w:highlight w:val="none"/>
@@ -11459,7 +11140,7 @@
       <w:r>
         <w:rPr>
           <w:rFonts w:hint="eastAsia" w:ascii="仿宋_GB2312" w:eastAsia="仿宋_GB2312"/>
-          <w:color w:val="0000FF"/>
+          <w:color w:val="auto"/>
           <w:sz w:val="28"/>
           <w:szCs w:val="28"/>
           <w:highlight w:val="none"/>
@@ -11470,7 +11151,7 @@
       <w:r>
         <w:rPr>
           <w:rFonts w:hint="eastAsia" w:ascii="仿宋_GB2312" w:eastAsia="仿宋_GB2312"/>
-          <w:color w:val="0000FF"/>
+          <w:color w:val="auto"/>
           <w:sz w:val="28"/>
           <w:szCs w:val="28"/>
           <w:highlight w:val="none"/>
@@ -11480,7 +11161,7 @@
       <w:r>
         <w:rPr>
           <w:rFonts w:hint="eastAsia" w:ascii="仿宋_GB2312" w:eastAsia="仿宋_GB2312" w:cs="Times New Roman"/>
-          <w:color w:val="0000FF"/>
+          <w:color w:val="auto"/>
           <w:sz w:val="28"/>
           <w:szCs w:val="28"/>
           <w:lang w:val="en-US" w:eastAsia="zh-CN"/>
@@ -11509,6 +11190,7 @@
         <w:textAlignment w:val="auto"/>
         <w:rPr>
           <w:rFonts w:ascii="仿宋_GB2312" w:eastAsia="仿宋_GB2312"/>
+          <w:color w:val="auto"/>
           <w:sz w:val="28"/>
           <w:szCs w:val="28"/>
           <w:highlight w:val="none"/>
@@ -11517,6 +11199,7 @@
       <w:r>
         <w:rPr>
           <w:rFonts w:hint="eastAsia" w:ascii="仿宋_GB2312" w:eastAsia="仿宋_GB2312"/>
+          <w:color w:val="auto"/>
           <w:sz w:val="28"/>
           <w:szCs w:val="28"/>
           <w:highlight w:val="none"/>
@@ -11526,6 +11209,7 @@
       <w:r>
         <w:rPr>
           <w:rFonts w:hint="eastAsia" w:ascii="仿宋_GB2312" w:eastAsia="仿宋_GB2312"/>
+          <w:color w:val="auto"/>
           <w:sz w:val="28"/>
           <w:szCs w:val="28"/>
           <w:highlight w:val="none"/>
@@ -11536,6 +11220,7 @@
       <w:r>
         <w:rPr>
           <w:rFonts w:hint="eastAsia" w:ascii="仿宋_GB2312" w:eastAsia="仿宋_GB2312"/>
+          <w:color w:val="auto"/>
           <w:sz w:val="28"/>
           <w:szCs w:val="28"/>
           <w:highlight w:val="none"/>
@@ -11545,7 +11230,7 @@
       <w:r>
         <w:rPr>
           <w:rFonts w:hint="eastAsia" w:ascii="仿宋_GB2312" w:eastAsia="仿宋_GB2312" w:cs="Times New Roman"/>
-          <w:color w:val="0000FF"/>
+          <w:color w:val="auto"/>
           <w:sz w:val="28"/>
           <w:szCs w:val="28"/>
           <w:lang w:val="en-US" w:eastAsia="zh-CN"/>
@@ -11574,6 +11259,7 @@
         <w:textAlignment w:val="auto"/>
         <w:rPr>
           <w:rFonts w:ascii="仿宋_GB2312" w:eastAsia="仿宋_GB2312"/>
+          <w:color w:val="auto"/>
           <w:sz w:val="28"/>
           <w:szCs w:val="28"/>
           <w:highlight w:val="none"/>
@@ -11582,6 +11268,7 @@
       <w:r>
         <w:rPr>
           <w:rFonts w:hint="eastAsia" w:ascii="仿宋_GB2312" w:eastAsia="仿宋_GB2312"/>
+          <w:color w:val="auto"/>
           <w:sz w:val="28"/>
           <w:szCs w:val="28"/>
           <w:highlight w:val="none"/>
@@ -11591,6 +11278,7 @@
       <w:r>
         <w:rPr>
           <w:rFonts w:hint="eastAsia" w:ascii="仿宋_GB2312" w:eastAsia="仿宋_GB2312"/>
+          <w:color w:val="auto"/>
           <w:sz w:val="28"/>
           <w:szCs w:val="28"/>
           <w:highlight w:val="none"/>
@@ -11601,6 +11289,7 @@
       <w:r>
         <w:rPr>
           <w:rFonts w:hint="eastAsia" w:ascii="仿宋_GB2312" w:eastAsia="仿宋_GB2312"/>
+          <w:color w:val="auto"/>
           <w:sz w:val="28"/>
           <w:szCs w:val="28"/>
           <w:highlight w:val="none"/>
@@ -11610,7 +11299,7 @@
       <w:r>
         <w:rPr>
           <w:rFonts w:hint="eastAsia" w:ascii="仿宋_GB2312" w:eastAsia="仿宋_GB2312" w:cs="Times New Roman"/>
-          <w:color w:val="0000FF"/>
+          <w:color w:val="auto"/>
           <w:sz w:val="28"/>
           <w:szCs w:val="28"/>
           <w:lang w:val="en-US" w:eastAsia="zh-CN"/>
@@ -11639,6 +11328,7 @@
         <w:textAlignment w:val="auto"/>
         <w:rPr>
           <w:rFonts w:ascii="仿宋_GB2312" w:eastAsia="仿宋_GB2312"/>
+          <w:color w:val="auto"/>
           <w:sz w:val="28"/>
           <w:szCs w:val="28"/>
           <w:highlight w:val="none"/>
@@ -11647,6 +11337,7 @@
       <w:r>
         <w:rPr>
           <w:rFonts w:hint="eastAsia" w:ascii="仿宋_GB2312" w:eastAsia="仿宋_GB2312"/>
+          <w:color w:val="auto"/>
           <w:sz w:val="28"/>
           <w:szCs w:val="28"/>
           <w:highlight w:val="none"/>
@@ -11657,6 +11348,7 @@
       <w:r>
         <w:rPr>
           <w:rFonts w:hint="eastAsia" w:ascii="仿宋_GB2312" w:eastAsia="仿宋_GB2312"/>
+          <w:color w:val="auto"/>
           <w:sz w:val="28"/>
           <w:szCs w:val="28"/>
           <w:highlight w:val="none"/>
@@ -11666,6 +11358,7 @@
       <w:r>
         <w:rPr>
           <w:rFonts w:hint="eastAsia" w:ascii="仿宋_GB2312" w:eastAsia="仿宋_GB2312"/>
+          <w:color w:val="auto"/>
           <w:sz w:val="28"/>
           <w:szCs w:val="28"/>
           <w:highlight w:val="none"/>
@@ -11676,6 +11369,7 @@
       <w:r>
         <w:rPr>
           <w:rFonts w:hint="eastAsia" w:ascii="仿宋_GB2312" w:eastAsia="仿宋_GB2312"/>
+          <w:color w:val="auto"/>
           <w:sz w:val="28"/>
           <w:szCs w:val="28"/>
           <w:highlight w:val="none"/>
@@ -11685,6 +11379,7 @@
       <w:r>
         <w:rPr>
           <w:rFonts w:hint="eastAsia" w:ascii="仿宋_GB2312" w:eastAsia="仿宋_GB2312"/>
+          <w:color w:val="auto"/>
           <w:sz w:val="28"/>
           <w:szCs w:val="28"/>
           <w:highlight w:val="none"/>
@@ -11695,6 +11390,7 @@
       <w:r>
         <w:rPr>
           <w:rFonts w:hint="eastAsia" w:ascii="仿宋_GB2312" w:eastAsia="仿宋_GB2312"/>
+          <w:color w:val="auto"/>
           <w:sz w:val="28"/>
           <w:szCs w:val="28"/>
           <w:highlight w:val="none"/>
@@ -11725,6 +11421,7 @@
         <w:rPr>
           <w:rFonts w:ascii="宋体" w:hAnsi="宋体"/>
           <w:b/>
+          <w:color w:val="auto"/>
           <w:sz w:val="32"/>
           <w:szCs w:val="32"/>
           <w:highlight w:val="none"/>
@@ -11735,6 +11432,7 @@
         <w:rPr>
           <w:rFonts w:hint="eastAsia" w:ascii="宋体" w:hAnsi="宋体"/>
           <w:b/>
+          <w:color w:val="auto"/>
           <w:sz w:val="32"/>
           <w:szCs w:val="32"/>
           <w:highlight w:val="none"/>
@@ -11746,6 +11444,7 @@
         <w:rPr>
           <w:rFonts w:hint="eastAsia" w:ascii="宋体" w:hAnsi="宋体"/>
           <w:b/>
+          <w:color w:val="auto"/>
           <w:sz w:val="32"/>
           <w:szCs w:val="32"/>
           <w:highlight w:val="none"/>
@@ -11913,195 +11612,22 @@
     </w:p>
     <w:p>
       <w:pPr>
+        <w:keepNext w:val="0"/>
+        <w:keepLines w:val="0"/>
+        <w:pageBreakBefore/>
+        <w:widowControl w:val="0"/>
+        <w:kinsoku/>
+        <w:wordWrap/>
+        <w:overflowPunct/>
+        <w:topLinePunct w:val="0"/>
+        <w:autoSpaceDE/>
+        <w:autoSpaceDN/>
+        <w:bidi w:val="0"/>
         <w:adjustRightInd w:val="0"/>
         <w:snapToGrid w:val="0"/>
         <w:spacing w:line="600" w:lineRule="exact"/>
         <w:jc w:val="left"/>
-        <w:rPr>
-          <w:rFonts w:hint="eastAsia"/>
-        </w:rPr>
-      </w:pPr>
-    </w:p>
-    <w:p>
-      <w:pPr>
-        <w:adjustRightInd w:val="0"/>
-        <w:snapToGrid w:val="0"/>
-        <w:spacing w:line="600" w:lineRule="exact"/>
-        <w:jc w:val="left"/>
-        <w:rPr>
-          <w:rFonts w:hint="eastAsia"/>
-        </w:rPr>
-      </w:pPr>
-    </w:p>
-    <w:p>
-      <w:pPr>
-        <w:adjustRightInd w:val="0"/>
-        <w:snapToGrid w:val="0"/>
-        <w:spacing w:line="600" w:lineRule="exact"/>
-        <w:jc w:val="left"/>
-        <w:rPr>
-          <w:rFonts w:hint="eastAsia"/>
-        </w:rPr>
-      </w:pPr>
-    </w:p>
-    <w:p>
-      <w:pPr>
-        <w:adjustRightInd w:val="0"/>
-        <w:snapToGrid w:val="0"/>
-        <w:spacing w:line="600" w:lineRule="exact"/>
-        <w:jc w:val="left"/>
-        <w:rPr>
-          <w:rFonts w:hint="eastAsia"/>
-        </w:rPr>
-      </w:pPr>
-    </w:p>
-    <w:p>
-      <w:pPr>
-        <w:adjustRightInd w:val="0"/>
-        <w:snapToGrid w:val="0"/>
-        <w:spacing w:line="600" w:lineRule="exact"/>
-        <w:jc w:val="left"/>
-        <w:rPr>
-          <w:rFonts w:hint="eastAsia"/>
-        </w:rPr>
-      </w:pPr>
-    </w:p>
-    <w:p>
-      <w:pPr>
-        <w:adjustRightInd w:val="0"/>
-        <w:snapToGrid w:val="0"/>
-        <w:spacing w:line="600" w:lineRule="exact"/>
-        <w:jc w:val="left"/>
-        <w:rPr>
-          <w:rFonts w:hint="eastAsia"/>
-        </w:rPr>
-      </w:pPr>
-    </w:p>
-    <w:p>
-      <w:pPr>
-        <w:adjustRightInd w:val="0"/>
-        <w:snapToGrid w:val="0"/>
-        <w:spacing w:line="600" w:lineRule="exact"/>
-        <w:jc w:val="left"/>
-        <w:rPr>
-          <w:rFonts w:hint="eastAsia"/>
-        </w:rPr>
-      </w:pPr>
-    </w:p>
-    <w:p>
-      <w:pPr>
-        <w:adjustRightInd w:val="0"/>
-        <w:snapToGrid w:val="0"/>
-        <w:spacing w:line="600" w:lineRule="exact"/>
-        <w:jc w:val="left"/>
-        <w:rPr>
-          <w:rFonts w:hint="eastAsia"/>
-        </w:rPr>
-      </w:pPr>
-    </w:p>
-    <w:p>
-      <w:pPr>
-        <w:adjustRightInd w:val="0"/>
-        <w:snapToGrid w:val="0"/>
-        <w:spacing w:line="600" w:lineRule="exact"/>
-        <w:jc w:val="left"/>
-        <w:rPr>
-          <w:rFonts w:hint="eastAsia"/>
-        </w:rPr>
-      </w:pPr>
-    </w:p>
-    <w:p>
-      <w:pPr>
-        <w:adjustRightInd w:val="0"/>
-        <w:snapToGrid w:val="0"/>
-        <w:spacing w:line="600" w:lineRule="exact"/>
-        <w:jc w:val="left"/>
-        <w:rPr>
-          <w:rFonts w:hint="eastAsia"/>
-        </w:rPr>
-      </w:pPr>
-    </w:p>
-    <w:p>
-      <w:pPr>
-        <w:adjustRightInd w:val="0"/>
-        <w:snapToGrid w:val="0"/>
-        <w:spacing w:line="600" w:lineRule="exact"/>
-        <w:jc w:val="left"/>
-        <w:rPr>
-          <w:rFonts w:hint="eastAsia"/>
-        </w:rPr>
-      </w:pPr>
-    </w:p>
-    <w:p>
-      <w:pPr>
-        <w:adjustRightInd w:val="0"/>
-        <w:snapToGrid w:val="0"/>
-        <w:spacing w:line="600" w:lineRule="exact"/>
-        <w:jc w:val="left"/>
-        <w:rPr>
-          <w:rFonts w:hint="eastAsia"/>
-        </w:rPr>
-      </w:pPr>
-    </w:p>
-    <w:p>
-      <w:pPr>
-        <w:adjustRightInd w:val="0"/>
-        <w:snapToGrid w:val="0"/>
-        <w:spacing w:line="600" w:lineRule="exact"/>
-        <w:jc w:val="left"/>
-        <w:rPr>
-          <w:rFonts w:hint="eastAsia"/>
-        </w:rPr>
-      </w:pPr>
-    </w:p>
-    <w:p>
-      <w:pPr>
-        <w:adjustRightInd w:val="0"/>
-        <w:snapToGrid w:val="0"/>
-        <w:spacing w:line="600" w:lineRule="exact"/>
-        <w:jc w:val="left"/>
-        <w:rPr>
-          <w:rFonts w:hint="eastAsia"/>
-        </w:rPr>
-      </w:pPr>
-    </w:p>
-    <w:p>
-      <w:pPr>
-        <w:adjustRightInd w:val="0"/>
-        <w:snapToGrid w:val="0"/>
-        <w:spacing w:line="600" w:lineRule="exact"/>
-        <w:jc w:val="left"/>
-        <w:rPr>
-          <w:rFonts w:hint="eastAsia"/>
-        </w:rPr>
-      </w:pPr>
-    </w:p>
-    <w:p>
-      <w:pPr>
-        <w:adjustRightInd w:val="0"/>
-        <w:snapToGrid w:val="0"/>
-        <w:spacing w:line="600" w:lineRule="exact"/>
-        <w:jc w:val="left"/>
-        <w:rPr>
-          <w:rFonts w:ascii="宋体" w:hAnsi="宋体"/>
-          <w:b/>
-          <w:sz w:val="28"/>
-          <w:szCs w:val="28"/>
-        </w:rPr>
-      </w:pPr>
-      <w:r>
-        <w:rPr>
-          <w:rFonts w:hint="eastAsia"/>
-        </w:rPr>
-        <w:t xml:space="preserve"> </w:t>
-      </w:r>
-    </w:p>
-    <w:p>
-      <w:pPr>
-        <w:adjustRightInd w:val="0"/>
-        <w:snapToGrid w:val="0"/>
-        <w:spacing w:line="600" w:lineRule="exact"/>
-        <w:jc w:val="left"/>
+        <w:textAlignment w:val="auto"/>
         <w:rPr>
           <w:rFonts w:ascii="宋体" w:hAnsi="宋体"/>
           <w:b/>
@@ -12277,6 +11803,7 @@
       <w:r>
         <w:rPr>
           <w:rFonts w:hint="eastAsia" w:ascii="仿宋_GB2312" w:hAnsi="宋体" w:eastAsia="仿宋_GB2312"/>
+          <w:color w:val="0000FF"/>
           <w:sz w:val="28"/>
           <w:szCs w:val="28"/>
           <w:highlight w:val="none"/>
@@ -12390,12 +11917,52 @@
     </w:p>
     <w:p>
       <w:pPr>
-        <w:pStyle w:val="14"/>
-        <w:rPr>
-          <w:rFonts w:hint="eastAsia"/>
-          <w:highlight w:val="none"/>
+        <w:keepNext w:val="0"/>
+        <w:keepLines w:val="0"/>
+        <w:pageBreakBefore/>
+        <w:widowControl w:val="0"/>
+        <w:kinsoku/>
+        <w:wordWrap/>
+        <w:overflowPunct/>
+        <w:topLinePunct w:val="0"/>
+        <w:autoSpaceDE/>
+        <w:autoSpaceDN/>
+        <w:bidi w:val="0"/>
+        <w:adjustRightInd w:val="0"/>
+        <w:snapToGrid w:val="0"/>
+        <w:spacing w:line="600" w:lineRule="exact"/>
+        <w:jc w:val="left"/>
+        <w:textAlignment w:val="auto"/>
+        <w:rPr>
+          <w:rFonts w:hint="eastAsia" w:ascii="宋体" w:hAnsi="宋体" w:eastAsia="宋体"/>
+          <w:b/>
+          <w:sz w:val="28"/>
+          <w:szCs w:val="28"/>
+          <w:highlight w:val="none"/>
+          <w:lang w:eastAsia="zh-CN"/>
         </w:rPr>
       </w:pPr>
+      <w:r>
+        <w:rPr>
+          <w:rFonts w:hint="eastAsia" w:ascii="宋体" w:hAnsi="宋体"/>
+          <w:b/>
+          <w:sz w:val="28"/>
+          <w:szCs w:val="28"/>
+          <w:highlight w:val="none"/>
+        </w:rPr>
+        <w:t>附件</w:t>
+      </w:r>
+      <w:r>
+        <w:rPr>
+          <w:rFonts w:hint="eastAsia" w:ascii="宋体" w:hAnsi="宋体"/>
+          <w:b/>
+          <w:sz w:val="28"/>
+          <w:szCs w:val="28"/>
+          <w:highlight w:val="none"/>
+          <w:lang w:val="en-US" w:eastAsia="zh-CN"/>
+        </w:rPr>
+        <w:t>2</w:t>
+      </w:r>
     </w:p>
     <w:p>
       <w:pPr>
@@ -12404,198 +11971,20 @@
         <w:spacing w:line="600" w:lineRule="exact"/>
         <w:jc w:val="center"/>
         <w:rPr>
-          <w:rFonts w:ascii="方正小标宋简体" w:hAnsi="宋体" w:eastAsia="方正小标宋简体"/>
+          <w:rFonts w:hint="eastAsia" w:ascii="宋体" w:hAnsi="宋体" w:eastAsia="宋体" w:cs="宋体"/>
           <w:sz w:val="32"/>
           <w:szCs w:val="32"/>
           <w:highlight w:val="none"/>
         </w:rPr>
       </w:pPr>
-    </w:p>
-    <w:p>
-      <w:pPr>
-        <w:adjustRightInd w:val="0"/>
-        <w:snapToGrid w:val="0"/>
-        <w:spacing w:line="600" w:lineRule="exact"/>
-        <w:ind w:firstLine="555"/>
-        <w:jc w:val="left"/>
-        <w:rPr>
-          <w:rFonts w:ascii="仿宋_GB2312" w:hAnsi="宋体" w:eastAsia="仿宋_GB2312"/>
-          <w:sz w:val="28"/>
-          <w:szCs w:val="28"/>
-          <w:highlight w:val="none"/>
-        </w:rPr>
-      </w:pPr>
-    </w:p>
-    <w:p>
-      <w:pPr>
-        <w:adjustRightInd w:val="0"/>
-        <w:snapToGrid w:val="0"/>
-        <w:spacing w:line="600" w:lineRule="exact"/>
-        <w:ind w:firstLine="555"/>
-        <w:jc w:val="left"/>
-        <w:rPr>
-          <w:rFonts w:ascii="仿宋_GB2312" w:hAnsi="宋体" w:eastAsia="仿宋_GB2312"/>
-          <w:sz w:val="28"/>
-          <w:szCs w:val="28"/>
-          <w:highlight w:val="none"/>
-        </w:rPr>
-      </w:pPr>
-    </w:p>
-    <w:p>
-      <w:pPr>
-        <w:adjustRightInd w:val="0"/>
-        <w:snapToGrid w:val="0"/>
-        <w:spacing w:line="600" w:lineRule="exact"/>
-        <w:ind w:firstLine="555"/>
-        <w:jc w:val="left"/>
-        <w:rPr>
-          <w:rFonts w:ascii="仿宋_GB2312" w:hAnsi="宋体" w:eastAsia="仿宋_GB2312"/>
-          <w:sz w:val="28"/>
-          <w:szCs w:val="28"/>
-          <w:highlight w:val="none"/>
-        </w:rPr>
-      </w:pPr>
-    </w:p>
-    <w:p>
-      <w:pPr>
-        <w:adjustRightInd w:val="0"/>
-        <w:snapToGrid w:val="0"/>
-        <w:spacing w:line="600" w:lineRule="exact"/>
-        <w:ind w:firstLine="555"/>
-        <w:jc w:val="left"/>
-        <w:rPr>
-          <w:rFonts w:ascii="仿宋_GB2312" w:hAnsi="宋体" w:eastAsia="仿宋_GB2312"/>
-          <w:sz w:val="28"/>
-          <w:szCs w:val="28"/>
-          <w:highlight w:val="none"/>
-        </w:rPr>
-      </w:pPr>
-    </w:p>
-    <w:p>
-      <w:pPr>
-        <w:adjustRightInd w:val="0"/>
-        <w:snapToGrid w:val="0"/>
-        <w:spacing w:line="600" w:lineRule="exact"/>
-        <w:ind w:firstLine="555"/>
-        <w:jc w:val="left"/>
-        <w:rPr>
-          <w:rFonts w:ascii="仿宋_GB2312" w:hAnsi="宋体" w:eastAsia="仿宋_GB2312"/>
-          <w:sz w:val="28"/>
-          <w:szCs w:val="28"/>
-          <w:highlight w:val="none"/>
-        </w:rPr>
-      </w:pPr>
-    </w:p>
-    <w:p>
-      <w:pPr>
-        <w:adjustRightInd w:val="0"/>
-        <w:snapToGrid w:val="0"/>
-        <w:spacing w:line="600" w:lineRule="exact"/>
-        <w:ind w:firstLine="555"/>
-        <w:jc w:val="left"/>
-        <w:rPr>
-          <w:rFonts w:ascii="仿宋_GB2312" w:hAnsi="宋体" w:eastAsia="仿宋_GB2312"/>
-          <w:sz w:val="28"/>
-          <w:szCs w:val="28"/>
-          <w:highlight w:val="none"/>
-        </w:rPr>
-      </w:pPr>
-    </w:p>
-    <w:p>
-      <w:pPr>
-        <w:adjustRightInd w:val="0"/>
-        <w:snapToGrid w:val="0"/>
-        <w:spacing w:line="600" w:lineRule="exact"/>
-        <w:ind w:firstLine="555"/>
-        <w:jc w:val="left"/>
-        <w:rPr>
-          <w:rFonts w:ascii="仿宋_GB2312" w:hAnsi="宋体" w:eastAsia="仿宋_GB2312"/>
-          <w:sz w:val="28"/>
-          <w:szCs w:val="28"/>
-          <w:highlight w:val="none"/>
-        </w:rPr>
-      </w:pPr>
-    </w:p>
-    <w:p>
-      <w:pPr>
-        <w:adjustRightInd w:val="0"/>
-        <w:snapToGrid w:val="0"/>
-        <w:spacing w:line="600" w:lineRule="exact"/>
-        <w:ind w:firstLine="555"/>
-        <w:jc w:val="left"/>
-        <w:rPr>
-          <w:rFonts w:ascii="仿宋_GB2312" w:hAnsi="宋体" w:eastAsia="仿宋_GB2312"/>
-          <w:sz w:val="28"/>
-          <w:szCs w:val="28"/>
-          <w:highlight w:val="none"/>
-        </w:rPr>
-      </w:pPr>
-    </w:p>
-    <w:p>
-      <w:pPr>
-        <w:adjustRightInd w:val="0"/>
-        <w:snapToGrid w:val="0"/>
-        <w:spacing w:line="600" w:lineRule="exact"/>
-        <w:ind w:firstLine="555"/>
-        <w:jc w:val="left"/>
-        <w:rPr>
-          <w:rFonts w:ascii="仿宋_GB2312" w:hAnsi="宋体" w:eastAsia="仿宋_GB2312"/>
-          <w:sz w:val="28"/>
-          <w:szCs w:val="28"/>
-          <w:highlight w:val="none"/>
-        </w:rPr>
-      </w:pPr>
-    </w:p>
-    <w:p>
-      <w:pPr>
-        <w:adjustRightInd w:val="0"/>
-        <w:snapToGrid w:val="0"/>
-        <w:spacing w:line="600" w:lineRule="exact"/>
-        <w:ind w:firstLine="555"/>
-        <w:jc w:val="left"/>
-        <w:rPr>
-          <w:rFonts w:ascii="仿宋_GB2312" w:hAnsi="宋体" w:eastAsia="仿宋_GB2312"/>
-          <w:sz w:val="28"/>
-          <w:szCs w:val="28"/>
-          <w:highlight w:val="none"/>
-        </w:rPr>
-      </w:pPr>
-    </w:p>
-    <w:p>
-      <w:pPr>
-        <w:adjustRightInd w:val="0"/>
-        <w:snapToGrid w:val="0"/>
-        <w:spacing w:line="600" w:lineRule="exact"/>
-        <w:jc w:val="left"/>
-        <w:rPr>
-          <w:rFonts w:hint="eastAsia" w:ascii="宋体" w:hAnsi="宋体" w:eastAsia="宋体"/>
-          <w:b/>
-          <w:sz w:val="28"/>
-          <w:szCs w:val="28"/>
-          <w:highlight w:val="none"/>
-          <w:lang w:eastAsia="zh-CN"/>
-        </w:rPr>
-      </w:pPr>
-      <w:r>
-        <w:rPr>
-          <w:rFonts w:hint="eastAsia" w:ascii="宋体" w:hAnsi="宋体"/>
-          <w:b/>
-          <w:sz w:val="28"/>
-          <w:szCs w:val="28"/>
-          <w:highlight w:val="none"/>
-        </w:rPr>
-        <w:t>附件</w:t>
-      </w:r>
-      <w:r>
-        <w:rPr>
-          <w:rFonts w:hint="eastAsia" w:ascii="宋体" w:hAnsi="宋体"/>
-          <w:b/>
-          <w:sz w:val="28"/>
-          <w:szCs w:val="28"/>
-          <w:highlight w:val="none"/>
-          <w:lang w:val="en-US" w:eastAsia="zh-CN"/>
-        </w:rPr>
-        <w:t>2</w:t>
+      <w:r>
+        <w:rPr>
+          <w:rFonts w:hint="eastAsia" w:ascii="宋体" w:hAnsi="宋体" w:eastAsia="宋体" w:cs="宋体"/>
+          <w:sz w:val="32"/>
+          <w:szCs w:val="32"/>
+          <w:highlight w:val="none"/>
+        </w:rPr>
+        <w:t>中选通知书</w:t>
       </w:r>
     </w:p>
     <w:p>
@@ -12605,29 +11994,6 @@
         <w:spacing w:line="600" w:lineRule="exact"/>
         <w:jc w:val="center"/>
         <w:rPr>
-          <w:rFonts w:hint="eastAsia" w:ascii="宋体" w:hAnsi="宋体" w:eastAsia="宋体" w:cs="宋体"/>
-          <w:sz w:val="32"/>
-          <w:szCs w:val="32"/>
-          <w:highlight w:val="none"/>
-        </w:rPr>
-      </w:pPr>
-      <w:r>
-        <w:rPr>
-          <w:rFonts w:hint="eastAsia" w:ascii="宋体" w:hAnsi="宋体" w:eastAsia="宋体" w:cs="宋体"/>
-          <w:sz w:val="32"/>
-          <w:szCs w:val="32"/>
-          <w:highlight w:val="none"/>
-        </w:rPr>
-        <w:t>中选通知书</w:t>
-      </w:r>
-    </w:p>
-    <w:p>
-      <w:pPr>
-        <w:adjustRightInd w:val="0"/>
-        <w:snapToGrid w:val="0"/>
-        <w:spacing w:line="600" w:lineRule="exact"/>
-        <w:jc w:val="center"/>
-        <w:rPr>
           <w:rFonts w:ascii="方正小标宋简体" w:hAnsi="宋体" w:eastAsia="方正小标宋简体"/>
           <w:sz w:val="32"/>
           <w:szCs w:val="32"/>
@@ -13025,83 +12391,22 @@
     </w:p>
     <w:p>
       <w:pPr>
-        <w:adjustRightInd w:val="0"/>
-        <w:snapToGrid w:val="0"/>
-        <w:spacing w:line="600" w:lineRule="exact"/>
-        <w:jc w:val="left"/>
-        <w:rPr>
-          <w:rFonts w:ascii="宋体" w:hAnsi="宋体"/>
-          <w:b/>
-          <w:sz w:val="28"/>
-          <w:szCs w:val="28"/>
-          <w:highlight w:val="none"/>
-        </w:rPr>
-      </w:pPr>
-    </w:p>
-    <w:p>
-      <w:pPr>
-        <w:rPr>
-          <w:highlight w:val="none"/>
-        </w:rPr>
-      </w:pPr>
-    </w:p>
-    <w:p>
-      <w:pPr>
-        <w:adjustRightInd w:val="0"/>
-        <w:snapToGrid w:val="0"/>
-        <w:spacing w:line="600" w:lineRule="exact"/>
-        <w:ind w:firstLine="555"/>
-        <w:jc w:val="left"/>
-        <w:rPr>
-          <w:rFonts w:ascii="仿宋_GB2312" w:hAnsi="宋体" w:eastAsia="仿宋_GB2312"/>
-          <w:sz w:val="28"/>
-          <w:szCs w:val="28"/>
-          <w:highlight w:val="none"/>
-        </w:rPr>
-      </w:pPr>
-    </w:p>
-    <w:p>
-      <w:pPr>
-        <w:pStyle w:val="14"/>
-        <w:rPr>
-          <w:highlight w:val="none"/>
-        </w:rPr>
-      </w:pPr>
-    </w:p>
-    <w:p>
-      <w:pPr>
-        <w:pStyle w:val="59"/>
-        <w:rPr>
-          <w:highlight w:val="none"/>
-        </w:rPr>
-      </w:pPr>
-    </w:p>
-    <w:p>
-      <w:pPr>
-        <w:pStyle w:val="59"/>
-        <w:rPr>
-          <w:highlight w:val="none"/>
-        </w:rPr>
-      </w:pPr>
-    </w:p>
-    <w:p>
-      <w:pPr>
-        <w:rPr>
-          <w:highlight w:val="none"/>
-        </w:rPr>
-      </w:pPr>
-    </w:p>
-    <w:p>
-      <w:pPr>
-        <w:pStyle w:val="14"/>
-        <w:rPr>
-          <w:highlight w:val="none"/>
-        </w:rPr>
-      </w:pPr>
-    </w:p>
-    <w:p>
-      <w:pPr>
         <w:pStyle w:val="3"/>
+        <w:keepNext w:val="0"/>
+        <w:keepLines w:val="0"/>
+        <w:pageBreakBefore/>
+        <w:widowControl w:val="0"/>
+        <w:kinsoku/>
+        <w:wordWrap/>
+        <w:overflowPunct/>
+        <w:topLinePunct w:val="0"/>
+        <w:autoSpaceDE/>
+        <w:autoSpaceDN/>
+        <w:bidi w:val="0"/>
+        <w:adjustRightInd/>
+        <w:snapToGrid/>
+        <w:spacing w:line="416" w:lineRule="auto"/>
+        <w:textAlignment w:val="auto"/>
         <w:outlineLvl w:val="0"/>
         <w:rPr>
           <w:highlight w:val="none"/>
@@ -13115,8 +12420,8 @@
         </w:rPr>
         <w:t>第三章</w:t>
       </w:r>
-      <w:bookmarkStart w:id="26" w:name="_Toc87616371"/>
-      <w:bookmarkStart w:id="27" w:name="_Toc88209934"/>
+      <w:bookmarkStart w:id="26" w:name="_Toc88209934"/>
+      <w:bookmarkStart w:id="27" w:name="_Toc87616371"/>
       <w:r>
         <w:rPr>
           <w:rFonts w:hint="eastAsia" w:ascii="宋体" w:hAnsi="宋体" w:eastAsia="宋体" w:cs="宋体"/>
@@ -13553,6 +12858,7 @@
               <w:ind w:left="480" w:hanging="480" w:hangingChars="200"/>
               <w:rPr>
                 <w:rFonts w:hint="eastAsia" w:ascii="仿宋_GB2312" w:hAnsi="宋体" w:eastAsia="仿宋_GB2312"/>
+                <w:color w:val="0000FF"/>
                 <w:sz w:val="24"/>
                 <w:szCs w:val="24"/>
                 <w:highlight w:val="none"/>
@@ -13563,6 +12869,7 @@
             <w:r>
               <w:rPr>
                 <w:rFonts w:hint="eastAsia" w:ascii="仿宋_GB2312" w:hAnsi="宋体" w:eastAsia="仿宋_GB2312"/>
+                <w:color w:val="0000FF"/>
                 <w:sz w:val="24"/>
                 <w:szCs w:val="24"/>
                 <w:highlight w:val="none"/>
@@ -14389,9 +13696,9 @@
     <w:p>
       <w:pPr>
         <w:pStyle w:val="2"/>
-        <w:keepNext/>
-        <w:keepLines/>
-        <w:pageBreakBefore w:val="0"/>
+        <w:keepNext w:val="0"/>
+        <w:keepLines w:val="0"/>
+        <w:pageBreakBefore/>
         <w:widowControl w:val="0"/>
         <w:kinsoku/>
         <w:wordWrap/>
@@ -14408,13 +13715,6 @@
           <w:highlight w:val="none"/>
         </w:rPr>
       </w:pPr>
-      <w:r>
-        <w:rPr>
-          <w:rFonts w:hint="eastAsia"/>
-          <w:highlight w:val="none"/>
-        </w:rPr>
-        <w:br w:type="page"/>
-      </w:r>
       <w:bookmarkStart w:id="28" w:name="_Toc6982"/>
       <w:r>
         <w:rPr>
@@ -17448,20 +16748,27 @@
     <w:p>
       <w:pPr>
         <w:pStyle w:val="2"/>
+        <w:keepNext w:val="0"/>
+        <w:keepLines w:val="0"/>
+        <w:pageBreakBefore/>
+        <w:widowControl w:val="0"/>
+        <w:kinsoku/>
+        <w:wordWrap/>
+        <w:overflowPunct/>
+        <w:topLinePunct w:val="0"/>
+        <w:autoSpaceDE/>
+        <w:autoSpaceDN/>
+        <w:bidi w:val="0"/>
+        <w:adjustRightInd/>
+        <w:snapToGrid/>
         <w:spacing w:line="360" w:lineRule="auto"/>
+        <w:textAlignment w:val="auto"/>
         <w:rPr>
           <w:rFonts w:hint="eastAsia" w:ascii="宋体" w:hAnsi="宋体" w:eastAsia="宋体" w:cs="宋体"/>
           <w:highlight w:val="none"/>
           <w:lang w:val="en-US" w:eastAsia="zh-CN"/>
         </w:rPr>
       </w:pPr>
-      <w:r>
-        <w:rPr>
-          <w:rFonts w:hint="eastAsia"/>
-          <w:highlight w:val="none"/>
-        </w:rPr>
-        <w:br w:type="page"/>
-      </w:r>
       <w:bookmarkStart w:id="36" w:name="_Toc20383"/>
       <w:r>
         <w:rPr>
@@ -17470,8 +16777,8 @@
         </w:rPr>
         <w:t>第五章</w:t>
       </w:r>
-      <w:bookmarkStart w:id="37" w:name="_Toc87616383"/>
-      <w:bookmarkStart w:id="38" w:name="_Toc88209946"/>
+      <w:bookmarkStart w:id="37" w:name="_Toc88209946"/>
+      <w:bookmarkStart w:id="38" w:name="_Toc87616383"/>
       <w:r>
         <w:rPr>
           <w:rFonts w:hint="eastAsia" w:ascii="宋体" w:hAnsi="宋体" w:eastAsia="宋体" w:cs="宋体"/>
@@ -20644,9 +19951,23 @@
     </w:p>
     <w:p>
       <w:pPr>
+        <w:keepNext/>
+        <w:keepLines w:val="0"/>
+        <w:pageBreakBefore w:val="0"/>
+        <w:widowControl w:val="0"/>
+        <w:kinsoku/>
+        <w:wordWrap/>
+        <w:overflowPunct/>
+        <w:topLinePunct w:val="0"/>
+        <w:autoSpaceDE/>
+        <w:autoSpaceDN/>
+        <w:bidi w:val="0"/>
+        <w:adjustRightInd/>
+        <w:snapToGrid/>
         <w:spacing w:line="240" w:lineRule="auto"/>
         <w:ind w:left="0" w:right="0" w:firstLine="0"/>
         <w:jc w:val="both"/>
+        <w:textAlignment w:val="auto"/>
         <w:rPr>
           <w:rFonts w:hint="eastAsia" w:ascii="黑体" w:hAnsi="黑体" w:eastAsia="黑体" w:cs="黑体"/>
           <w:w w:val="100"/>
@@ -21008,148 +20329,28 @@
       </w:r>
     </w:p>
     <w:p/>
-    <w:p/>
-    <w:p/>
-    <w:p/>
-    <w:p/>
-    <w:p/>
-    <w:p/>
-    <w:p/>
-    <w:p/>
-    <w:p/>
-    <w:p/>
-    <w:p/>
-    <w:p/>
-    <w:p/>
-    <w:p/>
-    <w:p/>
-    <w:p/>
-    <w:p/>
-    <w:p/>
-    <w:p/>
-    <w:p/>
-    <w:p/>
-    <w:p/>
-    <w:p/>
-    <w:p>
-      <w:pPr>
-        <w:rPr>
-          <w:highlight w:val="none"/>
-        </w:rPr>
-      </w:pPr>
-    </w:p>
-    <w:p>
-      <w:pPr>
-        <w:rPr>
-          <w:highlight w:val="none"/>
-        </w:rPr>
-      </w:pPr>
-    </w:p>
-    <w:p>
-      <w:pPr>
-        <w:rPr>
-          <w:highlight w:val="none"/>
-        </w:rPr>
-      </w:pPr>
-    </w:p>
-    <w:p>
-      <w:pPr>
-        <w:rPr>
-          <w:highlight w:val="none"/>
-        </w:rPr>
-      </w:pPr>
-    </w:p>
-    <w:p>
-      <w:pPr>
-        <w:rPr>
-          <w:highlight w:val="none"/>
-        </w:rPr>
-      </w:pPr>
-    </w:p>
-    <w:p>
-      <w:pPr>
-        <w:rPr>
-          <w:highlight w:val="none"/>
-        </w:rPr>
-      </w:pPr>
-    </w:p>
-    <w:p>
-      <w:pPr>
-        <w:rPr>
-          <w:highlight w:val="none"/>
-        </w:rPr>
-      </w:pPr>
-    </w:p>
-    <w:p>
-      <w:pPr>
-        <w:rPr>
-          <w:highlight w:val="none"/>
-        </w:rPr>
-      </w:pPr>
-    </w:p>
-    <w:p>
-      <w:pPr>
-        <w:rPr>
-          <w:highlight w:val="none"/>
-        </w:rPr>
-      </w:pPr>
-    </w:p>
-    <w:p>
-      <w:pPr>
-        <w:rPr>
-          <w:highlight w:val="none"/>
-        </w:rPr>
-      </w:pPr>
-    </w:p>
-    <w:p>
-      <w:pPr>
-        <w:rPr>
-          <w:highlight w:val="none"/>
-        </w:rPr>
-      </w:pPr>
-    </w:p>
-    <w:p>
-      <w:pPr>
-        <w:rPr>
-          <w:highlight w:val="none"/>
-        </w:rPr>
-      </w:pPr>
-    </w:p>
-    <w:p>
-      <w:pPr>
-        <w:rPr>
-          <w:highlight w:val="none"/>
-        </w:rPr>
-      </w:pPr>
-    </w:p>
-    <w:p>
-      <w:pPr>
-        <w:rPr>
-          <w:highlight w:val="none"/>
-        </w:rPr>
-      </w:pPr>
-    </w:p>
-    <w:p>
-      <w:pPr>
-        <w:rPr>
-          <w:highlight w:val="none"/>
-        </w:rPr>
-      </w:pPr>
-    </w:p>
-    <w:p>
-      <w:pPr>
-        <w:rPr>
-          <w:highlight w:val="none"/>
-        </w:rPr>
-      </w:pPr>
-    </w:p>
     <w:p>
       <w:pPr>
         <w:pStyle w:val="2"/>
+        <w:keepNext w:val="0"/>
+        <w:keepLines w:val="0"/>
+        <w:pageBreakBefore/>
+        <w:widowControl w:val="0"/>
         <w:numPr>
           <w:ilvl w:val="0"/>
-          <w:numId w:val="3"/>
+          <w:numId w:val="0"/>
         </w:numPr>
+        <w:kinsoku/>
+        <w:wordWrap/>
+        <w:overflowPunct/>
+        <w:topLinePunct w:val="0"/>
+        <w:autoSpaceDE/>
+        <w:autoSpaceDN/>
+        <w:bidi w:val="0"/>
+        <w:adjustRightInd/>
+        <w:snapToGrid/>
+        <w:spacing w:line="579" w:lineRule="auto"/>
+        <w:textAlignment w:val="auto"/>
         <w:rPr>
           <w:rFonts w:hint="eastAsia" w:ascii="宋体" w:hAnsi="宋体" w:eastAsia="宋体" w:cs="宋体"/>
           <w:highlight w:val="none"/>
@@ -21157,6 +20358,17 @@
       </w:pPr>
       <w:bookmarkStart w:id="39" w:name="_Toc88209949"/>
       <w:bookmarkStart w:id="40" w:name="_Toc87616386"/>
+      <w:r>
+        <w:rPr>
+          <w:rFonts w:hint="eastAsia" w:ascii="宋体" w:hAnsi="宋体" w:eastAsia="宋体" w:cs="宋体"/>
+          <w:bCs/>
+          <w:kern w:val="44"/>
+          <w:sz w:val="44"/>
+          <w:szCs w:val="44"/>
+          <w:lang w:val="en-US" w:eastAsia="zh-CN" w:bidi="ar-SA"/>
+        </w:rPr>
+        <w:t>第六章</w:t>
+      </w:r>
       <w:r>
         <w:rPr>
           <w:rFonts w:hint="eastAsia" w:ascii="宋体" w:hAnsi="宋体" w:eastAsia="宋体" w:cs="宋体"/>
@@ -21186,18 +20398,26 @@
     <w:p>
       <w:pPr>
         <w:pStyle w:val="2"/>
+        <w:keepNext w:val="0"/>
+        <w:keepLines w:val="0"/>
+        <w:pageBreakBefore/>
+        <w:widowControl w:val="0"/>
+        <w:kinsoku/>
+        <w:wordWrap/>
+        <w:overflowPunct/>
+        <w:topLinePunct w:val="0"/>
+        <w:autoSpaceDE/>
+        <w:autoSpaceDN/>
+        <w:bidi w:val="0"/>
+        <w:adjustRightInd/>
+        <w:snapToGrid/>
+        <w:spacing w:line="579" w:lineRule="auto"/>
+        <w:textAlignment w:val="auto"/>
         <w:rPr>
           <w:rFonts w:hint="eastAsia" w:ascii="宋体" w:hAnsi="宋体" w:eastAsia="宋体" w:cs="宋体"/>
           <w:highlight w:val="none"/>
         </w:rPr>
       </w:pPr>
-      <w:r>
-        <w:rPr>
-          <w:rFonts w:hint="eastAsia"/>
-          <w:highlight w:val="none"/>
-        </w:rPr>
-        <w:br w:type="page"/>
-      </w:r>
       <w:bookmarkStart w:id="42" w:name="_Toc15676"/>
       <w:r>
         <w:rPr>
@@ -21268,7 +20488,7 @@
       <w:r>
         <w:rPr>
           <w:rFonts w:hint="eastAsia" w:ascii="方正小标宋简体" w:eastAsia="方正小标宋简体"/>
-          <w:color w:val="FF0000"/>
+          <w:color w:val="0000FF"/>
           <w:sz w:val="44"/>
           <w:szCs w:val="44"/>
           <w:highlight w:val="none"/>
@@ -21512,10 +20732,22 @@
     </w:p>
     <w:p>
       <w:pPr>
+        <w:keepNext w:val="0"/>
+        <w:keepLines w:val="0"/>
+        <w:pageBreakBefore/>
+        <w:widowControl w:val="0"/>
+        <w:kinsoku/>
+        <w:wordWrap/>
+        <w:overflowPunct/>
+        <w:topLinePunct w:val="0"/>
+        <w:autoSpaceDE/>
+        <w:autoSpaceDN/>
+        <w:bidi w:val="0"/>
         <w:adjustRightInd w:val="0"/>
         <w:snapToGrid w:val="0"/>
         <w:spacing w:before="120" w:beforeLines="50" w:after="120" w:afterLines="50" w:line="600" w:lineRule="exact"/>
         <w:jc w:val="center"/>
+        <w:textAlignment w:val="auto"/>
         <w:rPr>
           <w:rFonts w:ascii="方正小标宋简体" w:eastAsia="方正小标宋简体"/>
           <w:sz w:val="44"/>
@@ -21523,15 +20755,6 @@
           <w:highlight w:val="none"/>
         </w:rPr>
       </w:pPr>
-      <w:r>
-        <w:rPr>
-          <w:rFonts w:ascii="方正小标宋简体" w:eastAsia="方正小标宋简体"/>
-          <w:sz w:val="44"/>
-          <w:szCs w:val="44"/>
-          <w:highlight w:val="none"/>
-        </w:rPr>
-        <w:br w:type="page"/>
-      </w:r>
       <w:r>
         <w:rPr>
           <w:rFonts w:hint="eastAsia" w:ascii="宋体" w:hAnsi="宋体" w:eastAsia="宋体" w:cs="宋体"/>
@@ -21567,9 +20790,9 @@
           <w:highlight w:val="none"/>
         </w:rPr>
       </w:pPr>
-      <w:bookmarkStart w:id="45" w:name="_Toc87616389"/>
-      <w:bookmarkStart w:id="46" w:name="_Toc88209952"/>
-      <w:bookmarkStart w:id="47" w:name="_Toc28256"/>
+      <w:bookmarkStart w:id="45" w:name="_Toc28256"/>
+      <w:bookmarkStart w:id="46" w:name="_Toc87616389"/>
+      <w:bookmarkStart w:id="47" w:name="_Toc88209952"/>
       <w:r>
         <w:rPr>
           <w:rFonts w:hint="eastAsia" w:ascii="仿宋_GB2312" w:eastAsia="仿宋_GB2312"/>
@@ -21725,202 +20948,35 @@
     <w:bookmarkEnd w:id="51"/>
     <w:p>
       <w:pPr>
-        <w:spacing w:line="600" w:lineRule="exact"/>
-        <w:rPr>
-          <w:rFonts w:ascii="仿宋_GB2312" w:eastAsia="仿宋_GB2312"/>
+        <w:pStyle w:val="4"/>
+        <w:keepNext w:val="0"/>
+        <w:keepLines w:val="0"/>
+        <w:pageBreakBefore/>
+        <w:widowControl w:val="0"/>
+        <w:kinsoku/>
+        <w:wordWrap/>
+        <w:overflowPunct/>
+        <w:topLinePunct w:val="0"/>
+        <w:autoSpaceDE/>
+        <w:autoSpaceDN/>
+        <w:bidi w:val="0"/>
+        <w:adjustRightInd/>
+        <w:snapToGrid/>
+        <w:spacing w:line="416" w:lineRule="auto"/>
+        <w:jc w:val="left"/>
+        <w:textAlignment w:val="auto"/>
+        <w:outlineLvl w:val="1"/>
+        <w:rPr>
+          <w:rFonts w:ascii="宋体" w:hAnsi="宋体"/>
           <w:sz w:val="28"/>
           <w:szCs w:val="28"/>
           <w:highlight w:val="none"/>
         </w:rPr>
       </w:pPr>
-    </w:p>
-    <w:p>
-      <w:pPr>
-        <w:adjustRightInd w:val="0"/>
-        <w:snapToGrid w:val="0"/>
-        <w:spacing w:before="120" w:beforeLines="50" w:after="120" w:afterLines="50" w:line="600" w:lineRule="exact"/>
-        <w:jc w:val="center"/>
-        <w:rPr>
-          <w:rFonts w:ascii="方正小标宋简体" w:eastAsia="方正小标宋简体"/>
-          <w:sz w:val="44"/>
-          <w:szCs w:val="44"/>
-          <w:highlight w:val="none"/>
-        </w:rPr>
-      </w:pPr>
-    </w:p>
-    <w:p>
-      <w:pPr>
-        <w:adjustRightInd w:val="0"/>
-        <w:snapToGrid w:val="0"/>
-        <w:spacing w:before="120" w:beforeLines="50" w:after="120" w:afterLines="50" w:line="600" w:lineRule="exact"/>
-        <w:jc w:val="center"/>
-        <w:rPr>
-          <w:rFonts w:ascii="方正小标宋简体" w:eastAsia="方正小标宋简体"/>
-          <w:sz w:val="44"/>
-          <w:szCs w:val="44"/>
-          <w:highlight w:val="none"/>
-        </w:rPr>
-      </w:pPr>
-    </w:p>
-    <w:p>
-      <w:pPr>
-        <w:adjustRightInd w:val="0"/>
-        <w:snapToGrid w:val="0"/>
-        <w:spacing w:before="120" w:beforeLines="50" w:after="120" w:afterLines="50" w:line="600" w:lineRule="exact"/>
-        <w:jc w:val="center"/>
-        <w:rPr>
-          <w:rFonts w:ascii="方正小标宋简体" w:eastAsia="方正小标宋简体"/>
-          <w:sz w:val="44"/>
-          <w:szCs w:val="44"/>
-          <w:highlight w:val="none"/>
-        </w:rPr>
-      </w:pPr>
-    </w:p>
-    <w:p>
-      <w:pPr>
-        <w:adjustRightInd w:val="0"/>
-        <w:snapToGrid w:val="0"/>
-        <w:spacing w:before="120" w:beforeLines="50" w:after="120" w:afterLines="50" w:line="600" w:lineRule="exact"/>
-        <w:jc w:val="center"/>
-        <w:rPr>
-          <w:rFonts w:ascii="方正小标宋简体" w:eastAsia="方正小标宋简体"/>
-          <w:sz w:val="44"/>
-          <w:szCs w:val="44"/>
-          <w:highlight w:val="none"/>
-        </w:rPr>
-      </w:pPr>
-    </w:p>
-    <w:p>
-      <w:pPr>
-        <w:adjustRightInd w:val="0"/>
-        <w:snapToGrid w:val="0"/>
-        <w:spacing w:before="120" w:beforeLines="50" w:after="120" w:afterLines="50" w:line="600" w:lineRule="exact"/>
-        <w:jc w:val="center"/>
-        <w:rPr>
-          <w:rFonts w:ascii="方正小标宋简体" w:eastAsia="方正小标宋简体"/>
-          <w:sz w:val="44"/>
-          <w:szCs w:val="44"/>
-          <w:highlight w:val="none"/>
-        </w:rPr>
-      </w:pPr>
-    </w:p>
-    <w:p>
-      <w:pPr>
-        <w:adjustRightInd w:val="0"/>
-        <w:snapToGrid w:val="0"/>
-        <w:spacing w:before="120" w:beforeLines="50" w:after="120" w:afterLines="50" w:line="600" w:lineRule="exact"/>
-        <w:jc w:val="center"/>
-        <w:rPr>
-          <w:rFonts w:ascii="方正小标宋简体" w:eastAsia="方正小标宋简体"/>
-          <w:sz w:val="44"/>
-          <w:szCs w:val="44"/>
-          <w:highlight w:val="none"/>
-        </w:rPr>
-      </w:pPr>
-    </w:p>
-    <w:p>
-      <w:pPr>
-        <w:widowControl/>
-        <w:jc w:val="left"/>
-        <w:rPr>
-          <w:rFonts w:ascii="宋体" w:hAnsi="宋体"/>
-          <w:b/>
-          <w:bCs/>
-          <w:sz w:val="28"/>
-          <w:szCs w:val="28"/>
-          <w:highlight w:val="none"/>
-        </w:rPr>
-      </w:pPr>
-      <w:bookmarkStart w:id="52" w:name="_Toc87616394"/>
-      <w:bookmarkStart w:id="53" w:name="_Toc88209957"/>
-      <w:bookmarkStart w:id="54" w:name="_Toc28619645"/>
-    </w:p>
-    <w:p>
-      <w:pPr>
-        <w:pStyle w:val="14"/>
-        <w:rPr>
-          <w:highlight w:val="none"/>
-        </w:rPr>
-      </w:pPr>
-    </w:p>
-    <w:p>
-      <w:pPr>
-        <w:pStyle w:val="59"/>
-        <w:rPr>
-          <w:highlight w:val="none"/>
-        </w:rPr>
-      </w:pPr>
-    </w:p>
-    <w:p>
-      <w:pPr>
-        <w:rPr>
-          <w:highlight w:val="none"/>
-        </w:rPr>
-      </w:pPr>
-    </w:p>
-    <w:p>
-      <w:pPr>
-        <w:pStyle w:val="14"/>
-        <w:rPr>
-          <w:highlight w:val="none"/>
-        </w:rPr>
-      </w:pPr>
-    </w:p>
-    <w:p>
-      <w:pPr>
-        <w:pStyle w:val="59"/>
-        <w:rPr>
-          <w:highlight w:val="none"/>
-        </w:rPr>
-      </w:pPr>
-    </w:p>
-    <w:p>
-      <w:pPr>
-        <w:rPr>
-          <w:highlight w:val="none"/>
-        </w:rPr>
-      </w:pPr>
-    </w:p>
-    <w:p>
-      <w:pPr>
-        <w:pStyle w:val="14"/>
-        <w:rPr>
-          <w:highlight w:val="none"/>
-        </w:rPr>
-      </w:pPr>
-    </w:p>
-    <w:p>
-      <w:pPr>
-        <w:pStyle w:val="59"/>
-        <w:rPr>
-          <w:highlight w:val="none"/>
-        </w:rPr>
-      </w:pPr>
-    </w:p>
-    <w:p>
-      <w:pPr>
-        <w:pStyle w:val="59"/>
-        <w:ind w:left="0"/>
-        <w:jc w:val="both"/>
-        <w:rPr>
-          <w:rFonts w:hint="eastAsia"/>
-          <w:highlight w:val="none"/>
-        </w:rPr>
-      </w:pPr>
-    </w:p>
-    <w:p>
-      <w:pPr>
-        <w:pStyle w:val="4"/>
-        <w:jc w:val="left"/>
-        <w:outlineLvl w:val="1"/>
-        <w:rPr>
-          <w:rFonts w:ascii="宋体" w:hAnsi="宋体"/>
-          <w:sz w:val="28"/>
-          <w:szCs w:val="28"/>
-          <w:highlight w:val="none"/>
-        </w:rPr>
-      </w:pPr>
-      <w:bookmarkStart w:id="55" w:name="_Toc22652"/>
+      <w:bookmarkStart w:id="52" w:name="_Toc88209957"/>
+      <w:bookmarkStart w:id="53" w:name="_Toc28619645"/>
+      <w:bookmarkStart w:id="54" w:name="_Toc22652"/>
+      <w:bookmarkStart w:id="55" w:name="_Toc87616394"/>
       <w:r>
         <w:rPr>
           <w:rFonts w:hint="eastAsia" w:ascii="宋体" w:hAnsi="宋体"/>
@@ -23408,151 +22464,32 @@
     </w:p>
     <w:p>
       <w:pPr>
-        <w:widowControl/>
-        <w:jc w:val="left"/>
+        <w:pStyle w:val="4"/>
+        <w:keepNext w:val="0"/>
+        <w:keepLines w:val="0"/>
+        <w:pageBreakBefore/>
+        <w:widowControl w:val="0"/>
+        <w:kinsoku/>
+        <w:wordWrap/>
+        <w:overflowPunct/>
+        <w:topLinePunct w:val="0"/>
+        <w:autoSpaceDE/>
+        <w:autoSpaceDN/>
+        <w:bidi w:val="0"/>
+        <w:adjustRightInd/>
+        <w:snapToGrid/>
+        <w:spacing w:line="416" w:lineRule="auto"/>
+        <w:textAlignment w:val="auto"/>
+        <w:outlineLvl w:val="1"/>
         <w:rPr>
           <w:rFonts w:ascii="宋体" w:hAnsi="宋体"/>
-          <w:sz w:val="32"/>
-          <w:szCs w:val="32"/>
+          <w:sz w:val="28"/>
+          <w:szCs w:val="28"/>
           <w:highlight w:val="none"/>
         </w:rPr>
       </w:pPr>
       <w:bookmarkStart w:id="57" w:name="_Toc88209958"/>
       <w:bookmarkStart w:id="58" w:name="_Toc87616395"/>
-    </w:p>
-    <w:p>
-      <w:pPr>
-        <w:widowControl/>
-        <w:jc w:val="left"/>
-        <w:rPr>
-          <w:rFonts w:ascii="宋体" w:hAnsi="宋体"/>
-          <w:sz w:val="28"/>
-          <w:szCs w:val="28"/>
-          <w:highlight w:val="none"/>
-        </w:rPr>
-      </w:pPr>
-    </w:p>
-    <w:p>
-      <w:pPr>
-        <w:widowControl/>
-        <w:jc w:val="left"/>
-        <w:rPr>
-          <w:rFonts w:ascii="宋体" w:hAnsi="宋体"/>
-          <w:sz w:val="28"/>
-          <w:szCs w:val="28"/>
-          <w:highlight w:val="none"/>
-        </w:rPr>
-      </w:pPr>
-    </w:p>
-    <w:p>
-      <w:pPr>
-        <w:widowControl/>
-        <w:jc w:val="left"/>
-        <w:rPr>
-          <w:rFonts w:ascii="宋体" w:hAnsi="宋体"/>
-          <w:b/>
-          <w:bCs/>
-          <w:sz w:val="28"/>
-          <w:szCs w:val="28"/>
-          <w:highlight w:val="none"/>
-        </w:rPr>
-      </w:pPr>
-    </w:p>
-    <w:p>
-      <w:pPr>
-        <w:pStyle w:val="14"/>
-        <w:rPr>
-          <w:highlight w:val="none"/>
-        </w:rPr>
-      </w:pPr>
-    </w:p>
-    <w:p>
-      <w:pPr>
-        <w:pStyle w:val="59"/>
-        <w:rPr>
-          <w:highlight w:val="none"/>
-        </w:rPr>
-      </w:pPr>
-    </w:p>
-    <w:p>
-      <w:pPr>
-        <w:rPr>
-          <w:highlight w:val="none"/>
-        </w:rPr>
-      </w:pPr>
-    </w:p>
-    <w:p>
-      <w:pPr>
-        <w:pStyle w:val="14"/>
-        <w:rPr>
-          <w:highlight w:val="none"/>
-        </w:rPr>
-      </w:pPr>
-    </w:p>
-    <w:p>
-      <w:pPr>
-        <w:pStyle w:val="59"/>
-        <w:rPr>
-          <w:highlight w:val="none"/>
-        </w:rPr>
-      </w:pPr>
-    </w:p>
-    <w:p>
-      <w:pPr>
-        <w:rPr>
-          <w:highlight w:val="none"/>
-        </w:rPr>
-      </w:pPr>
-    </w:p>
-    <w:p>
-      <w:pPr>
-        <w:pStyle w:val="14"/>
-        <w:rPr>
-          <w:highlight w:val="none"/>
-        </w:rPr>
-      </w:pPr>
-    </w:p>
-    <w:p>
-      <w:pPr>
-        <w:pStyle w:val="59"/>
-        <w:rPr>
-          <w:highlight w:val="none"/>
-        </w:rPr>
-      </w:pPr>
-    </w:p>
-    <w:p>
-      <w:pPr>
-        <w:rPr>
-          <w:highlight w:val="none"/>
-        </w:rPr>
-      </w:pPr>
-    </w:p>
-    <w:p>
-      <w:pPr>
-        <w:pStyle w:val="14"/>
-        <w:rPr>
-          <w:highlight w:val="none"/>
-        </w:rPr>
-      </w:pPr>
-    </w:p>
-    <w:p>
-      <w:pPr>
-        <w:rPr>
-          <w:highlight w:val="none"/>
-        </w:rPr>
-      </w:pPr>
-    </w:p>
-    <w:p>
-      <w:pPr>
-        <w:pStyle w:val="4"/>
-        <w:outlineLvl w:val="1"/>
-        <w:rPr>
-          <w:rFonts w:ascii="宋体" w:hAnsi="宋体"/>
-          <w:sz w:val="28"/>
-          <w:szCs w:val="28"/>
-          <w:highlight w:val="none"/>
-        </w:rPr>
-      </w:pPr>
       <w:bookmarkStart w:id="59" w:name="_Toc30867"/>
       <w:r>
         <w:rPr>
@@ -24370,22 +23307,26 @@
     </w:p>
     <w:p>
       <w:pPr>
+        <w:keepNext w:val="0"/>
+        <w:keepLines w:val="0"/>
+        <w:pageBreakBefore/>
+        <w:widowControl w:val="0"/>
+        <w:kinsoku/>
+        <w:wordWrap/>
+        <w:overflowPunct/>
+        <w:topLinePunct w:val="0"/>
+        <w:autoSpaceDE/>
+        <w:autoSpaceDN/>
+        <w:bidi w:val="0"/>
+        <w:adjustRightInd/>
+        <w:snapToGrid/>
         <w:spacing w:line="360" w:lineRule="auto"/>
+        <w:textAlignment w:val="auto"/>
         <w:outlineLvl w:val="2"/>
         <w:rPr>
           <w:highlight w:val="none"/>
         </w:rPr>
       </w:pPr>
-      <w:r>
-        <w:rPr>
-          <w:rFonts w:hint="eastAsia" w:ascii="宋体" w:hAnsi="宋体" w:cs="宋体"/>
-          <w:kern w:val="0"/>
-          <w:sz w:val="28"/>
-          <w:szCs w:val="28"/>
-          <w:highlight w:val="none"/>
-        </w:rPr>
-        <w:br w:type="page"/>
-      </w:r>
       <w:bookmarkStart w:id="61" w:name="_Toc26444"/>
       <w:r>
         <w:rPr>
@@ -24910,12 +23851,6 @@
             <w:insideH w:val="single" w:color="auto" w:sz="4" w:space="0"/>
             <w:insideV w:val="single" w:color="auto" w:sz="4" w:space="0"/>
           </w:tblBorders>
-          <w:tblCellMar>
-            <w:top w:w="0" w:type="dxa"/>
-            <w:left w:w="108" w:type="dxa"/>
-            <w:bottom w:w="0" w:type="dxa"/>
-            <w:right w:w="108" w:type="dxa"/>
-          </w:tblCellMar>
         </w:tblPrEx>
         <w:trPr>
           <w:trHeight w:val="3474" w:hRule="atLeast"/>
@@ -25039,37 +23974,21 @@
     </w:p>
     <w:p>
       <w:pPr>
-        <w:pStyle w:val="6"/>
-        <w:spacing w:after="0" w:line="600" w:lineRule="exact"/>
-        <w:rPr>
-          <w:rFonts w:ascii="仿宋_GB2312" w:eastAsia="仿宋_GB2312"/>
-          <w:highlight w:val="none"/>
-        </w:rPr>
-      </w:pPr>
-    </w:p>
-    <w:p>
-      <w:pPr>
-        <w:pStyle w:val="6"/>
-        <w:spacing w:after="0" w:line="600" w:lineRule="exact"/>
-        <w:rPr>
-          <w:rFonts w:ascii="仿宋_GB2312" w:eastAsia="仿宋_GB2312"/>
-          <w:highlight w:val="none"/>
-        </w:rPr>
-      </w:pPr>
-    </w:p>
-    <w:p>
-      <w:pPr>
-        <w:pStyle w:val="6"/>
-        <w:spacing w:after="0" w:line="600" w:lineRule="exact"/>
-        <w:rPr>
-          <w:rFonts w:ascii="仿宋_GB2312" w:eastAsia="仿宋_GB2312"/>
-          <w:highlight w:val="none"/>
-        </w:rPr>
-      </w:pPr>
-    </w:p>
-    <w:p>
-      <w:pPr>
+        <w:keepNext w:val="0"/>
+        <w:keepLines w:val="0"/>
+        <w:pageBreakBefore/>
+        <w:widowControl w:val="0"/>
+        <w:kinsoku/>
+        <w:wordWrap/>
+        <w:overflowPunct/>
+        <w:topLinePunct w:val="0"/>
+        <w:autoSpaceDE/>
+        <w:autoSpaceDN/>
+        <w:bidi w:val="0"/>
+        <w:adjustRightInd/>
+        <w:snapToGrid/>
         <w:spacing w:line="360" w:lineRule="auto"/>
+        <w:textAlignment w:val="auto"/>
         <w:outlineLvl w:val="1"/>
         <w:rPr>
           <w:rFonts w:hint="eastAsia" w:ascii="宋体" w:hAnsi="宋体" w:eastAsia="宋体" w:cs="Times New Roman"/>
@@ -25192,17 +24111,6 @@
           <w:szCs w:val="21"/>
         </w:rPr>
         <w:t>项目名称：</w:t>
-      </w:r>
-      <w:r>
-        <w:rPr>
-          <w:rFonts w:hint="eastAsia" w:ascii="宋体" w:hAnsi="宋体" w:eastAsia="宋体" w:cs="宋体"/>
-          <w:b w:val="0"/>
-          <w:bCs w:val="0"/>
-          <w:sz w:val="21"/>
-          <w:szCs w:val="21"/>
-          <w:lang w:val="en-US" w:eastAsia="zh-CN"/>
-        </w:rPr>
-        <w:t>{{caigou_xiangmu_ming}}</w:t>
       </w:r>
     </w:p>
     <w:p>
@@ -27764,84 +26672,33 @@
     </w:p>
     <w:p>
       <w:pPr>
-        <w:spacing w:line="360" w:lineRule="auto"/>
-        <w:jc w:val="center"/>
-        <w:rPr>
-          <w:rFonts w:hint="eastAsia" w:ascii="宋体" w:hAnsi="宋体" w:cs="宋体"/>
-          <w:sz w:val="30"/>
-          <w:szCs w:val="30"/>
-          <w:highlight w:val="none"/>
-        </w:rPr>
-      </w:pPr>
-    </w:p>
-    <w:p>
-      <w:pPr>
-        <w:adjustRightInd w:val="0"/>
-        <w:snapToGrid w:val="0"/>
-        <w:ind w:firstLine="573"/>
-        <w:rPr>
-          <w:rFonts w:ascii="仿宋_GB2312" w:hAnsi="宋体" w:eastAsia="仿宋_GB2312"/>
-          <w:sz w:val="24"/>
-          <w:szCs w:val="24"/>
-          <w:highlight w:val="none"/>
-        </w:rPr>
-      </w:pPr>
-    </w:p>
-    <w:p>
-      <w:pPr>
-        <w:rPr>
-          <w:rFonts w:ascii="仿宋_GB2312" w:eastAsia="仿宋_GB2312"/>
-          <w:sz w:val="24"/>
-          <w:szCs w:val="24"/>
-          <w:highlight w:val="none"/>
-        </w:rPr>
-      </w:pPr>
-    </w:p>
-    <w:p>
-      <w:pPr>
-        <w:rPr>
-          <w:rFonts w:ascii="仿宋_GB2312" w:eastAsia="仿宋_GB2312"/>
-          <w:sz w:val="24"/>
-          <w:szCs w:val="24"/>
-          <w:highlight w:val="none"/>
-        </w:rPr>
-      </w:pPr>
-    </w:p>
-    <w:p>
-      <w:pPr>
-        <w:widowControl/>
-        <w:jc w:val="left"/>
-        <w:rPr>
-          <w:rFonts w:ascii="仿宋_GB2312" w:hAnsi="宋体" w:eastAsia="仿宋_GB2312"/>
+        <w:pStyle w:val="4"/>
+        <w:keepNext w:val="0"/>
+        <w:keepLines w:val="0"/>
+        <w:pageBreakBefore/>
+        <w:widowControl w:val="0"/>
+        <w:kinsoku/>
+        <w:wordWrap/>
+        <w:overflowPunct/>
+        <w:topLinePunct w:val="0"/>
+        <w:autoSpaceDE/>
+        <w:autoSpaceDN/>
+        <w:bidi w:val="0"/>
+        <w:adjustRightInd/>
+        <w:snapToGrid/>
+        <w:spacing w:line="416" w:lineRule="auto"/>
+        <w:textAlignment w:val="auto"/>
+        <w:outlineLvl w:val="1"/>
+        <w:rPr>
+          <w:rFonts w:ascii="宋体" w:hAnsi="宋体"/>
           <w:sz w:val="28"/>
           <w:szCs w:val="28"/>
           <w:highlight w:val="none"/>
         </w:rPr>
       </w:pPr>
       <w:bookmarkStart w:id="66" w:name="_Toc87616400"/>
-      <w:bookmarkStart w:id="67" w:name="_Toc88209963"/>
-    </w:p>
-    <w:p>
-      <w:pPr>
-        <w:pStyle w:val="4"/>
-        <w:outlineLvl w:val="1"/>
-        <w:rPr>
-          <w:rFonts w:ascii="宋体" w:hAnsi="宋体"/>
-          <w:sz w:val="28"/>
-          <w:szCs w:val="28"/>
-          <w:highlight w:val="none"/>
-        </w:rPr>
-      </w:pPr>
-      <w:r>
-        <w:rPr>
-          <w:rFonts w:hint="eastAsia" w:ascii="仿宋_GB2312" w:hAnsi="宋体" w:eastAsia="仿宋_GB2312"/>
-          <w:sz w:val="28"/>
-          <w:szCs w:val="28"/>
-          <w:highlight w:val="none"/>
-        </w:rPr>
-        <w:br w:type="page"/>
-      </w:r>
-      <w:bookmarkStart w:id="68" w:name="_Toc7197"/>
+      <w:bookmarkStart w:id="67" w:name="_Toc7197"/>
+      <w:bookmarkStart w:id="68" w:name="_Toc88209963"/>
       <w:r>
         <w:rPr>
           <w:rFonts w:hint="eastAsia" w:ascii="仿宋_GB2312" w:hAnsi="宋体" w:eastAsia="仿宋_GB2312"/>
@@ -29150,9 +28007,21 @@
     </w:p>
     <w:p>
       <w:pPr>
+        <w:keepNext w:val="0"/>
+        <w:keepLines w:val="0"/>
+        <w:pageBreakBefore/>
+        <w:widowControl w:val="0"/>
+        <w:kinsoku/>
+        <w:wordWrap/>
+        <w:overflowPunct/>
+        <w:topLinePunct w:val="0"/>
+        <w:autoSpaceDE/>
+        <w:autoSpaceDN/>
+        <w:bidi w:val="0"/>
         <w:adjustRightInd w:val="0"/>
         <w:snapToGrid w:val="0"/>
         <w:spacing w:line="600" w:lineRule="exact"/>
+        <w:textAlignment w:val="auto"/>
         <w:outlineLvl w:val="2"/>
         <w:rPr>
           <w:rFonts w:ascii="仿宋_GB2312" w:hAnsi="宋体" w:eastAsia="仿宋_GB2312"/>
@@ -29228,253 +28097,20 @@
     <w:p>
       <w:pPr>
         <w:pStyle w:val="19"/>
-        <w:rPr>
-          <w:rFonts w:hint="eastAsia" w:ascii="宋体" w:hAnsi="宋体"/>
-          <w:color w:val="auto"/>
-          <w:sz w:val="28"/>
-          <w:szCs w:val="28"/>
-          <w:highlight w:val="none"/>
-          <w:lang w:val="en-US" w:eastAsia="zh-CN"/>
-        </w:rPr>
-      </w:pPr>
-    </w:p>
-    <w:p>
-      <w:pPr>
-        <w:pStyle w:val="19"/>
-        <w:rPr>
-          <w:rFonts w:hint="eastAsia" w:ascii="宋体" w:hAnsi="宋体"/>
-          <w:color w:val="auto"/>
-          <w:sz w:val="28"/>
-          <w:szCs w:val="28"/>
-          <w:highlight w:val="none"/>
-          <w:lang w:val="en-US" w:eastAsia="zh-CN"/>
-        </w:rPr>
-      </w:pPr>
-    </w:p>
-    <w:p>
-      <w:pPr>
-        <w:pStyle w:val="19"/>
-        <w:rPr>
-          <w:rFonts w:hint="eastAsia" w:ascii="宋体" w:hAnsi="宋体"/>
-          <w:color w:val="auto"/>
-          <w:sz w:val="28"/>
-          <w:szCs w:val="28"/>
-          <w:highlight w:val="none"/>
-          <w:lang w:val="en-US" w:eastAsia="zh-CN"/>
-        </w:rPr>
-      </w:pPr>
-    </w:p>
-    <w:p>
-      <w:pPr>
-        <w:pStyle w:val="19"/>
-        <w:rPr>
-          <w:rFonts w:hint="eastAsia" w:ascii="宋体" w:hAnsi="宋体"/>
-          <w:color w:val="auto"/>
-          <w:sz w:val="28"/>
-          <w:szCs w:val="28"/>
-          <w:highlight w:val="none"/>
-          <w:lang w:val="en-US" w:eastAsia="zh-CN"/>
-        </w:rPr>
-      </w:pPr>
-    </w:p>
-    <w:p>
-      <w:pPr>
-        <w:pStyle w:val="19"/>
-        <w:rPr>
-          <w:rFonts w:hint="eastAsia" w:ascii="宋体" w:hAnsi="宋体"/>
-          <w:color w:val="auto"/>
-          <w:sz w:val="28"/>
-          <w:szCs w:val="28"/>
-          <w:highlight w:val="none"/>
-          <w:lang w:val="en-US" w:eastAsia="zh-CN"/>
-        </w:rPr>
-      </w:pPr>
-    </w:p>
-    <w:p>
-      <w:pPr>
-        <w:pStyle w:val="19"/>
-        <w:rPr>
-          <w:rFonts w:hint="eastAsia" w:ascii="宋体" w:hAnsi="宋体"/>
-          <w:color w:val="auto"/>
-          <w:sz w:val="28"/>
-          <w:szCs w:val="28"/>
-          <w:highlight w:val="none"/>
-          <w:lang w:val="en-US" w:eastAsia="zh-CN"/>
-        </w:rPr>
-      </w:pPr>
-    </w:p>
-    <w:p>
-      <w:pPr>
-        <w:pStyle w:val="19"/>
-        <w:rPr>
-          <w:rFonts w:hint="eastAsia" w:ascii="宋体" w:hAnsi="宋体"/>
-          <w:color w:val="auto"/>
-          <w:sz w:val="28"/>
-          <w:szCs w:val="28"/>
-          <w:highlight w:val="none"/>
-          <w:lang w:val="en-US" w:eastAsia="zh-CN"/>
-        </w:rPr>
-      </w:pPr>
-    </w:p>
-    <w:p>
-      <w:pPr>
-        <w:pStyle w:val="19"/>
-        <w:rPr>
-          <w:rFonts w:hint="eastAsia" w:ascii="宋体" w:hAnsi="宋体"/>
-          <w:color w:val="auto"/>
-          <w:sz w:val="28"/>
-          <w:szCs w:val="28"/>
-          <w:highlight w:val="none"/>
-          <w:lang w:val="en-US" w:eastAsia="zh-CN"/>
-        </w:rPr>
-      </w:pPr>
-    </w:p>
-    <w:p>
-      <w:pPr>
-        <w:pStyle w:val="19"/>
-        <w:rPr>
-          <w:rFonts w:hint="eastAsia" w:ascii="宋体" w:hAnsi="宋体"/>
-          <w:color w:val="auto"/>
-          <w:sz w:val="28"/>
-          <w:szCs w:val="28"/>
-          <w:highlight w:val="none"/>
-          <w:lang w:val="en-US" w:eastAsia="zh-CN"/>
-        </w:rPr>
-      </w:pPr>
-    </w:p>
-    <w:p>
-      <w:pPr>
-        <w:pStyle w:val="19"/>
-        <w:rPr>
-          <w:rFonts w:hint="eastAsia" w:ascii="宋体" w:hAnsi="宋体"/>
-          <w:color w:val="auto"/>
-          <w:sz w:val="28"/>
-          <w:szCs w:val="28"/>
-          <w:highlight w:val="none"/>
-          <w:lang w:val="en-US" w:eastAsia="zh-CN"/>
-        </w:rPr>
-      </w:pPr>
-    </w:p>
-    <w:p>
-      <w:pPr>
-        <w:pStyle w:val="19"/>
-        <w:rPr>
-          <w:rFonts w:hint="eastAsia" w:ascii="宋体" w:hAnsi="宋体"/>
-          <w:color w:val="auto"/>
-          <w:sz w:val="28"/>
-          <w:szCs w:val="28"/>
-          <w:highlight w:val="none"/>
-          <w:lang w:val="en-US" w:eastAsia="zh-CN"/>
-        </w:rPr>
-      </w:pPr>
-    </w:p>
-    <w:p>
-      <w:pPr>
-        <w:pStyle w:val="19"/>
-        <w:rPr>
-          <w:rFonts w:hint="eastAsia" w:ascii="宋体" w:hAnsi="宋体"/>
-          <w:color w:val="auto"/>
-          <w:sz w:val="28"/>
-          <w:szCs w:val="28"/>
-          <w:highlight w:val="none"/>
-          <w:lang w:val="en-US" w:eastAsia="zh-CN"/>
-        </w:rPr>
-      </w:pPr>
-    </w:p>
-    <w:p>
-      <w:pPr>
-        <w:pStyle w:val="19"/>
-        <w:rPr>
-          <w:rFonts w:hint="eastAsia" w:ascii="宋体" w:hAnsi="宋体"/>
-          <w:color w:val="auto"/>
-          <w:sz w:val="28"/>
-          <w:szCs w:val="28"/>
-          <w:highlight w:val="none"/>
-          <w:lang w:val="en-US" w:eastAsia="zh-CN"/>
-        </w:rPr>
-      </w:pPr>
-    </w:p>
-    <w:p>
-      <w:pPr>
-        <w:pStyle w:val="19"/>
-        <w:rPr>
-          <w:rFonts w:hint="eastAsia" w:ascii="宋体" w:hAnsi="宋体"/>
-          <w:color w:val="auto"/>
-          <w:sz w:val="28"/>
-          <w:szCs w:val="28"/>
-          <w:highlight w:val="none"/>
-          <w:lang w:val="en-US" w:eastAsia="zh-CN"/>
-        </w:rPr>
-      </w:pPr>
-    </w:p>
-    <w:p>
-      <w:pPr>
-        <w:pStyle w:val="19"/>
-        <w:rPr>
-          <w:rFonts w:hint="eastAsia" w:ascii="宋体" w:hAnsi="宋体"/>
-          <w:color w:val="auto"/>
-          <w:sz w:val="28"/>
-          <w:szCs w:val="28"/>
-          <w:highlight w:val="none"/>
-          <w:lang w:val="en-US" w:eastAsia="zh-CN"/>
-        </w:rPr>
-      </w:pPr>
-    </w:p>
-    <w:p>
-      <w:pPr>
-        <w:pStyle w:val="19"/>
-        <w:rPr>
-          <w:rFonts w:hint="eastAsia" w:ascii="宋体" w:hAnsi="宋体"/>
-          <w:color w:val="auto"/>
-          <w:sz w:val="28"/>
-          <w:szCs w:val="28"/>
-          <w:highlight w:val="none"/>
-          <w:lang w:val="en-US" w:eastAsia="zh-CN"/>
-        </w:rPr>
-      </w:pPr>
-    </w:p>
-    <w:p>
-      <w:pPr>
-        <w:pStyle w:val="19"/>
-        <w:rPr>
-          <w:rFonts w:hint="eastAsia" w:ascii="宋体" w:hAnsi="宋体"/>
-          <w:color w:val="auto"/>
-          <w:sz w:val="28"/>
-          <w:szCs w:val="28"/>
-          <w:highlight w:val="none"/>
-          <w:lang w:val="en-US" w:eastAsia="zh-CN"/>
-        </w:rPr>
-      </w:pPr>
-    </w:p>
-    <w:p>
-      <w:pPr>
-        <w:pStyle w:val="19"/>
-        <w:rPr>
-          <w:rFonts w:hint="eastAsia" w:ascii="宋体" w:hAnsi="宋体"/>
-          <w:color w:val="auto"/>
-          <w:sz w:val="28"/>
-          <w:szCs w:val="28"/>
-          <w:highlight w:val="none"/>
-          <w:lang w:val="en-US" w:eastAsia="zh-CN"/>
-        </w:rPr>
-      </w:pPr>
-    </w:p>
-    <w:p>
-      <w:pPr>
-        <w:pStyle w:val="19"/>
-        <w:rPr>
-          <w:rFonts w:hint="eastAsia" w:ascii="宋体" w:hAnsi="宋体"/>
-          <w:color w:val="auto"/>
-          <w:sz w:val="28"/>
-          <w:szCs w:val="28"/>
-          <w:highlight w:val="none"/>
-          <w:lang w:val="en-US" w:eastAsia="zh-CN"/>
-        </w:rPr>
-      </w:pPr>
-    </w:p>
-    <w:p>
-      <w:pPr>
-        <w:pStyle w:val="19"/>
+        <w:keepNext w:val="0"/>
+        <w:keepLines w:val="0"/>
+        <w:pageBreakBefore/>
+        <w:widowControl w:val="0"/>
+        <w:kinsoku/>
+        <w:wordWrap/>
+        <w:overflowPunct/>
+        <w:topLinePunct w:val="0"/>
+        <w:autoSpaceDE/>
+        <w:autoSpaceDN/>
+        <w:bidi w:val="0"/>
+        <w:adjustRightInd/>
+        <w:snapToGrid/>
+        <w:textAlignment w:val="auto"/>
         <w:rPr>
           <w:rFonts w:hint="eastAsia" w:ascii="仿宋_GB2312" w:hAnsi="宋体" w:eastAsia="宋体"/>
           <w:color w:val="auto"/>
@@ -29821,97 +28457,30 @@
     <w:p>
       <w:pPr>
         <w:pStyle w:val="4"/>
-        <w:rPr>
-          <w:rFonts w:hint="eastAsia"/>
+        <w:keepNext w:val="0"/>
+        <w:keepLines w:val="0"/>
+        <w:pageBreakBefore/>
+        <w:widowControl w:val="0"/>
+        <w:kinsoku/>
+        <w:wordWrap/>
+        <w:overflowPunct/>
+        <w:topLinePunct w:val="0"/>
+        <w:autoSpaceDE/>
+        <w:autoSpaceDN/>
+        <w:bidi w:val="0"/>
+        <w:adjustRightInd/>
+        <w:snapToGrid/>
+        <w:spacing w:line="416" w:lineRule="auto"/>
+        <w:textAlignment w:val="auto"/>
+        <w:outlineLvl w:val="1"/>
+        <w:rPr>
+          <w:rFonts w:ascii="宋体" w:hAnsi="宋体"/>
+          <w:sz w:val="28"/>
+          <w:szCs w:val="28"/>
+          <w:highlight w:val="none"/>
         </w:rPr>
       </w:pPr>
-    </w:p>
-    <w:p>
-      <w:pPr>
-        <w:rPr>
-          <w:rFonts w:hint="eastAsia"/>
-        </w:rPr>
-      </w:pPr>
-    </w:p>
-    <w:p>
-      <w:pPr>
-        <w:pStyle w:val="19"/>
-        <w:rPr>
-          <w:rFonts w:hint="eastAsia"/>
-        </w:rPr>
-      </w:pPr>
-    </w:p>
-    <w:p>
-      <w:pPr>
-        <w:pStyle w:val="19"/>
-        <w:rPr>
-          <w:rFonts w:hint="eastAsia"/>
-        </w:rPr>
-      </w:pPr>
-    </w:p>
-    <w:p>
-      <w:pPr>
-        <w:pStyle w:val="19"/>
-        <w:rPr>
-          <w:rFonts w:hint="eastAsia"/>
-        </w:rPr>
-      </w:pPr>
-    </w:p>
-    <w:p>
-      <w:pPr>
-        <w:pStyle w:val="19"/>
-        <w:rPr>
-          <w:rFonts w:hint="eastAsia"/>
-        </w:rPr>
-      </w:pPr>
-    </w:p>
-    <w:p>
-      <w:pPr>
-        <w:pStyle w:val="19"/>
-        <w:rPr>
-          <w:rFonts w:hint="eastAsia"/>
-        </w:rPr>
-      </w:pPr>
-    </w:p>
-    <w:p>
-      <w:pPr>
-        <w:pStyle w:val="19"/>
-        <w:rPr>
-          <w:rFonts w:hint="eastAsia"/>
-        </w:rPr>
-      </w:pPr>
-    </w:p>
-    <w:p>
-      <w:pPr>
-        <w:pStyle w:val="19"/>
-        <w:rPr>
-          <w:rFonts w:hint="eastAsia"/>
-        </w:rPr>
-      </w:pPr>
-    </w:p>
-    <w:p>
-      <w:pPr>
-        <w:rPr>
-          <w:highlight w:val="none"/>
-        </w:rPr>
-      </w:pPr>
-      <w:bookmarkStart w:id="71" w:name="_Toc88209965"/>
-      <w:bookmarkStart w:id="72" w:name="_Toc87616402"/>
-    </w:p>
-    <w:bookmarkEnd w:id="71"/>
-    <w:bookmarkEnd w:id="72"/>
-    <w:p>
-      <w:pPr>
-        <w:pStyle w:val="4"/>
-        <w:outlineLvl w:val="1"/>
-        <w:rPr>
-          <w:rFonts w:ascii="宋体" w:hAnsi="宋体"/>
-          <w:sz w:val="28"/>
-          <w:szCs w:val="28"/>
-          <w:highlight w:val="none"/>
-        </w:rPr>
-      </w:pPr>
-      <w:bookmarkStart w:id="73" w:name="_Toc30866"/>
+      <w:bookmarkStart w:id="71" w:name="_Toc30866"/>
       <w:r>
         <w:rPr>
           <w:rFonts w:hint="eastAsia" w:ascii="宋体" w:hAnsi="宋体"/>
@@ -29931,7 +28500,7 @@
         </w:rPr>
         <w:t>.其他资料</w:t>
       </w:r>
-      <w:bookmarkEnd w:id="73"/>
+      <w:bookmarkEnd w:id="71"/>
     </w:p>
     <w:p>
       <w:pPr>
@@ -30245,7 +28814,7 @@
           <w:highlight w:val="none"/>
         </w:rPr>
       </w:pPr>
-      <w:bookmarkStart w:id="74" w:name="_Toc21622"/>
+      <w:bookmarkStart w:id="72" w:name="_Toc21622"/>
       <w:r>
         <w:rPr>
           <w:rFonts w:hint="eastAsia" w:ascii="仿宋_GB2312" w:hAnsi="宋体" w:eastAsia="仿宋_GB2312"/>
@@ -30255,163 +28824,27 @@
         </w:rPr>
         <w:t>附件1.拟投入本项目的业绩一揽表</w:t>
       </w:r>
-      <w:bookmarkEnd w:id="74"/>
+      <w:bookmarkEnd w:id="72"/>
     </w:p>
     <w:p>
       <w:pPr>
-        <w:adjustRightInd w:val="0"/>
-        <w:snapToGrid w:val="0"/>
-        <w:spacing w:line="600" w:lineRule="exact"/>
-        <w:ind w:firstLine="570"/>
-        <w:rPr>
-          <w:rFonts w:hint="eastAsia" w:ascii="仿宋_GB2312" w:hAnsi="宋体" w:eastAsia="仿宋_GB2312"/>
-          <w:sz w:val="28"/>
-          <w:szCs w:val="28"/>
-          <w:highlight w:val="none"/>
-          <w:lang w:eastAsia="zh-CN"/>
-        </w:rPr>
-      </w:pPr>
-    </w:p>
-    <w:p>
-      <w:pPr>
-        <w:pStyle w:val="14"/>
-        <w:rPr>
-          <w:highlight w:val="none"/>
-        </w:rPr>
-      </w:pPr>
-    </w:p>
-    <w:p>
-      <w:pPr>
-        <w:pStyle w:val="14"/>
-        <w:rPr>
-          <w:highlight w:val="none"/>
-        </w:rPr>
-      </w:pPr>
-    </w:p>
-    <w:p>
-      <w:pPr>
-        <w:pStyle w:val="59"/>
-        <w:rPr>
-          <w:highlight w:val="none"/>
-        </w:rPr>
-      </w:pPr>
-    </w:p>
-    <w:p>
-      <w:pPr>
-        <w:rPr>
-          <w:highlight w:val="none"/>
-        </w:rPr>
-      </w:pPr>
-    </w:p>
-    <w:p>
-      <w:pPr>
-        <w:pStyle w:val="4"/>
-        <w:rPr>
-          <w:highlight w:val="none"/>
-        </w:rPr>
-      </w:pPr>
-    </w:p>
-    <w:p>
-      <w:pPr>
-        <w:rPr>
-          <w:highlight w:val="none"/>
-        </w:rPr>
-      </w:pPr>
-    </w:p>
-    <w:p>
-      <w:pPr>
-        <w:pStyle w:val="4"/>
-        <w:rPr>
-          <w:highlight w:val="none"/>
-        </w:rPr>
-      </w:pPr>
-    </w:p>
-    <w:p>
-      <w:pPr>
-        <w:rPr>
-          <w:highlight w:val="none"/>
-        </w:rPr>
-      </w:pPr>
-    </w:p>
-    <w:p>
-      <w:pPr>
-        <w:pStyle w:val="4"/>
-        <w:rPr>
-          <w:highlight w:val="none"/>
-        </w:rPr>
-      </w:pPr>
-    </w:p>
-    <w:p>
-      <w:pPr>
-        <w:rPr>
-          <w:highlight w:val="none"/>
-        </w:rPr>
-      </w:pPr>
-    </w:p>
-    <w:p>
-      <w:pPr>
-        <w:pStyle w:val="4"/>
-        <w:rPr>
-          <w:highlight w:val="none"/>
-        </w:rPr>
-      </w:pPr>
-    </w:p>
-    <w:p/>
-    <w:p>
-      <w:pPr>
-        <w:pStyle w:val="14"/>
-        <w:rPr>
-          <w:rFonts w:hint="eastAsia"/>
-          <w:highlight w:val="none"/>
-        </w:rPr>
-      </w:pPr>
-    </w:p>
-    <w:p>
-      <w:pPr>
-        <w:rPr>
-          <w:rFonts w:hint="eastAsia"/>
-          <w:highlight w:val="none"/>
-        </w:rPr>
-      </w:pPr>
-    </w:p>
-    <w:p>
-      <w:pPr>
-        <w:rPr>
-          <w:rFonts w:hint="eastAsia"/>
-          <w:highlight w:val="none"/>
-        </w:rPr>
-      </w:pPr>
-    </w:p>
-    <w:p>
-      <w:pPr>
-        <w:rPr>
-          <w:rFonts w:hint="eastAsia"/>
-          <w:highlight w:val="none"/>
-        </w:rPr>
-      </w:pPr>
-    </w:p>
-    <w:p>
-      <w:pPr>
-        <w:rPr>
-          <w:rFonts w:hint="eastAsia"/>
-          <w:highlight w:val="none"/>
-        </w:rPr>
-      </w:pPr>
-    </w:p>
-    <w:p>
-      <w:pPr>
-        <w:pStyle w:val="14"/>
-        <w:rPr>
-          <w:rFonts w:hint="eastAsia"/>
-          <w:highlight w:val="none"/>
-        </w:rPr>
-      </w:pPr>
-    </w:p>
-    <w:p>
-      <w:pPr>
+        <w:keepNext w:val="0"/>
+        <w:keepLines w:val="0"/>
+        <w:pageBreakBefore/>
+        <w:widowControl w:val="0"/>
+        <w:kinsoku/>
+        <w:wordWrap/>
+        <w:overflowPunct/>
+        <w:topLinePunct w:val="0"/>
+        <w:autoSpaceDE/>
+        <w:autoSpaceDN/>
+        <w:bidi w:val="0"/>
+        <w:adjustRightInd/>
+        <w:snapToGrid/>
         <w:spacing w:line="420" w:lineRule="exact"/>
-        <w:ind w:right="264" w:firstLine="640" w:firstLineChars="200"/>
+        <w:ind w:right="266" w:firstLine="640" w:firstLineChars="200"/>
         <w:jc w:val="left"/>
+        <w:textAlignment w:val="auto"/>
         <w:outlineLvl w:val="0"/>
         <w:rPr>
           <w:rFonts w:ascii="仿宋" w:hAnsi="仿宋" w:eastAsia="仿宋"/>
@@ -30420,7 +28853,7 @@
           <w:highlight w:val="none"/>
         </w:rPr>
       </w:pPr>
-      <w:bookmarkStart w:id="75" w:name="_Toc2481"/>
+      <w:bookmarkStart w:id="73" w:name="_Toc2481"/>
       <w:r>
         <w:rPr>
           <w:rFonts w:hint="eastAsia" w:ascii="仿宋" w:hAnsi="仿宋" w:eastAsia="仿宋"/>
@@ -30439,7 +28872,7 @@
         </w:rPr>
         <w:t>1</w:t>
       </w:r>
-      <w:bookmarkEnd w:id="75"/>
+      <w:bookmarkEnd w:id="73"/>
     </w:p>
     <w:p>
       <w:pPr>
@@ -30473,7 +28906,7 @@
           <w:highlight w:val="none"/>
         </w:rPr>
       </w:pPr>
-      <w:bookmarkStart w:id="76" w:name="_Toc12091"/>
+      <w:bookmarkStart w:id="74" w:name="_Toc12091"/>
       <w:r>
         <w:rPr>
           <w:rFonts w:hint="eastAsia" w:ascii="仿宋" w:hAnsi="仿宋" w:eastAsia="仿宋"/>
@@ -30486,7 +28919,7 @@
         </w:rPr>
         <w:t>拟投入本项目的业绩一揽表</w:t>
       </w:r>
-      <w:bookmarkEnd w:id="76"/>
+      <w:bookmarkEnd w:id="74"/>
     </w:p>
     <w:p>
       <w:pPr>
@@ -30510,17 +28943,6 @@
           <w:highlight w:val="none"/>
         </w:rPr>
         <w:t>工程名称：</w:t>
-      </w:r>
-      <w:r>
-        <w:rPr>
-          <w:rFonts w:hint="eastAsia" w:ascii="仿宋" w:hAnsi="仿宋" w:eastAsia="仿宋" w:cs="宋体"/>
-          <w:kern w:val="0"/>
-          <w:sz w:val="24"/>
-          <w:szCs w:val="24"/>
-          <w:highlight w:val="none"/>
-          <w:lang w:val="en-US" w:eastAsia="zh-CN"/>
-        </w:rPr>
-        <w:t>{{caigou_xiangmu_ming}}</w:t>
       </w:r>
     </w:p>
     <w:tbl>
@@ -31907,21 +30329,6 @@
     </w:lvl>
   </w:abstractNum>
   <w:abstractNum w:abstractNumId="1">
-    <w:nsid w:val="1BA27DBA"/>
-    <w:multiLevelType w:val="singleLevel"/>
-    <w:tmpl w:val="1BA27DBA"/>
-    <w:lvl w:ilvl="0" w:tentative="0">
-      <w:start w:val="6"/>
-      <w:numFmt w:val="chineseCounting"/>
-      <w:suff w:val="space"/>
-      <w:lvlText w:val="第%1章"/>
-      <w:lvlJc w:val="left"/>
-      <w:rPr>
-        <w:rFonts w:hint="eastAsia"/>
-      </w:rPr>
-    </w:lvl>
-  </w:abstractNum>
-  <w:abstractNum w:abstractNumId="2">
     <w:nsid w:val="259905B5"/>
     <w:multiLevelType w:val="multilevel"/>
     <w:tmpl w:val="259905B5"/>
@@ -32073,13 +30480,10 @@
     </w:lvl>
   </w:abstractNum>
   <w:num w:numId="1">
-    <w:abstractNumId w:val="2"/>
+    <w:abstractNumId w:val="1"/>
   </w:num>
   <w:num w:numId="2">
     <w:abstractNumId w:val="0"/>
-  </w:num>
-  <w:num w:numId="3">
-    <w:abstractNumId w:val="1"/>
   </w:num>
 </w:numbering>
 </file>
